--- a/TFG/RESULTADOS definitivo.docx
+++ b/TFG/RESULTADOS definitivo.docx
@@ -4,31 +4,23 @@
   <w:body>
     <w:p>
       <w:pPr>
-        <w:rPr>
-          <w:rFonts w:ascii="Palatino Linotype" w:hAnsi="Palatino Linotype"/>
-        </w:rPr>
-      </w:pPr>
-      <w:r>
-        <w:rPr>
-          <w:rFonts w:ascii="Palatino Linotype" w:hAnsi="Palatino Linotype"/>
-        </w:rPr>
-        <w:t>3. RESULTADOS</w:t>
-      </w:r>
-    </w:p>
-    <w:p>
-      <w:pPr>
         <w:pStyle w:val="Descripcin"/>
         <w:keepNext/>
-        <w:jc w:val="center"/>
         <w:rPr>
           <w:rFonts w:ascii="Palatino Linotype" w:hAnsi="Palatino Linotype"/>
           <w:color w:val="000000" w:themeColor="text1"/>
+          <w:sz w:val="18"/>
+          <w:szCs w:val="18"/>
+          <w:lang w:val="es-ES"/>
         </w:rPr>
       </w:pPr>
       <w:r>
         <w:rPr>
           <w:rFonts w:ascii="Palatino Linotype" w:hAnsi="Palatino Linotype"/>
           <w:color w:val="000000" w:themeColor="text1"/>
+          <w:sz w:val="18"/>
+          <w:szCs w:val="18"/>
+          <w:lang w:val="es-ES"/>
         </w:rPr>
         <w:t xml:space="preserve">Tabla </w:t>
       </w:r>
@@ -36,6 +28,9 @@
         <w:rPr>
           <w:rFonts w:ascii="Palatino Linotype" w:hAnsi="Palatino Linotype"/>
           <w:color w:val="000000" w:themeColor="text1"/>
+          <w:sz w:val="18"/>
+          <w:szCs w:val="18"/>
+          <w:lang w:val="es-ES"/>
         </w:rPr>
         <w:fldChar w:fldCharType="begin"/>
       </w:r>
@@ -43,6 +38,9 @@
         <w:rPr>
           <w:rFonts w:ascii="Palatino Linotype" w:hAnsi="Palatino Linotype"/>
           <w:color w:val="000000" w:themeColor="text1"/>
+          <w:sz w:val="18"/>
+          <w:szCs w:val="18"/>
+          <w:lang w:val="es-ES"/>
         </w:rPr>
         <w:instrText xml:space="preserve"> SEQ Tabla \* ARABIC </w:instrText>
       </w:r>
@@ -50,6 +48,9 @@
         <w:rPr>
           <w:rFonts w:ascii="Palatino Linotype" w:hAnsi="Palatino Linotype"/>
           <w:color w:val="000000" w:themeColor="text1"/>
+          <w:sz w:val="18"/>
+          <w:szCs w:val="18"/>
+          <w:lang w:val="es-ES"/>
         </w:rPr>
         <w:fldChar w:fldCharType="separate"/>
       </w:r>
@@ -58,6 +59,9 @@
           <w:rFonts w:ascii="Palatino Linotype" w:hAnsi="Palatino Linotype"/>
           <w:noProof/>
           <w:color w:val="000000" w:themeColor="text1"/>
+          <w:sz w:val="18"/>
+          <w:szCs w:val="18"/>
+          <w:lang w:val="es-ES"/>
         </w:rPr>
         <w:t>1</w:t>
       </w:r>
@@ -65,6 +69,9 @@
         <w:rPr>
           <w:rFonts w:ascii="Palatino Linotype" w:hAnsi="Palatino Linotype"/>
           <w:color w:val="000000" w:themeColor="text1"/>
+          <w:sz w:val="18"/>
+          <w:szCs w:val="18"/>
+          <w:lang w:val="es-ES"/>
         </w:rPr>
         <w:fldChar w:fldCharType="end"/>
       </w:r>
@@ -72,13 +79,55 @@
         <w:rPr>
           <w:rFonts w:ascii="Palatino Linotype" w:hAnsi="Palatino Linotype"/>
           <w:color w:val="000000" w:themeColor="text1"/>
-        </w:rPr>
-        <w:t>. Valores expresados como media ± desviación estándar por cada 100 mL de producto</w:t>
+          <w:sz w:val="18"/>
+          <w:szCs w:val="18"/>
+          <w:lang w:val="es-ES"/>
+        </w:rPr>
+        <w:t xml:space="preserve">. </w:t>
+      </w:r>
+      <w:r>
+        <w:rPr>
+          <w:rFonts w:ascii="Palatino Linotype" w:hAnsi="Palatino Linotype"/>
+          <w:b w:val="0"/>
+          <w:bCs w:val="0"/>
+          <w:color w:val="000000" w:themeColor="text1"/>
+          <w:sz w:val="18"/>
+          <w:szCs w:val="18"/>
+          <w:lang w:val="es-ES"/>
+        </w:rPr>
+        <w:t xml:space="preserve">Valores expresados como media ± desviación estándar por cada 100 </w:t>
+      </w:r>
+      <w:proofErr w:type="spellStart"/>
+      <w:r>
+        <w:rPr>
+          <w:rFonts w:ascii="Palatino Linotype" w:hAnsi="Palatino Linotype"/>
+          <w:b w:val="0"/>
+          <w:bCs w:val="0"/>
+          <w:color w:val="000000" w:themeColor="text1"/>
+          <w:sz w:val="18"/>
+          <w:szCs w:val="18"/>
+          <w:lang w:val="es-ES"/>
+        </w:rPr>
+        <w:t>mL</w:t>
+      </w:r>
+      <w:proofErr w:type="spellEnd"/>
+      <w:r>
+        <w:rPr>
+          <w:rFonts w:ascii="Palatino Linotype" w:hAnsi="Palatino Linotype"/>
+          <w:b w:val="0"/>
+          <w:bCs w:val="0"/>
+          <w:color w:val="000000" w:themeColor="text1"/>
+          <w:sz w:val="18"/>
+          <w:szCs w:val="18"/>
+          <w:lang w:val="es-ES"/>
+        </w:rPr>
+        <w:t xml:space="preserve"> de producto</w:t>
       </w:r>
     </w:p>
     <w:tbl>
       <w:tblPr>
-        <w:tblW w:w="8504" w:type="dxa"/>
+        <w:tblW w:w="9642" w:type="dxa"/>
+        <w:tblInd w:w="-557" w:type="dxa"/>
         <w:tblCellMar>
           <w:left w:w="70" w:type="dxa"/>
           <w:right w:w="70" w:type="dxa"/>
@@ -86,13 +135,13 @@
         <w:tblLook w:val="04A0" w:firstRow="1" w:lastRow="0" w:firstColumn="1" w:lastColumn="0" w:noHBand="0" w:noVBand="1"/>
       </w:tblPr>
       <w:tblGrid>
-        <w:gridCol w:w="1652"/>
-        <w:gridCol w:w="1080"/>
-        <w:gridCol w:w="962"/>
-        <w:gridCol w:w="962"/>
-        <w:gridCol w:w="962"/>
-        <w:gridCol w:w="962"/>
-        <w:gridCol w:w="1924"/>
+        <w:gridCol w:w="1842"/>
+        <w:gridCol w:w="1124"/>
+        <w:gridCol w:w="1276"/>
+        <w:gridCol w:w="1417"/>
+        <w:gridCol w:w="1559"/>
+        <w:gridCol w:w="1276"/>
+        <w:gridCol w:w="1148"/>
       </w:tblGrid>
       <w:tr>
         <w:trPr>
@@ -100,13 +149,14 @@
         </w:trPr>
         <w:tc>
           <w:tcPr>
-            <w:tcW w:w="1652" w:type="dxa"/>
+            <w:tcW w:w="1842" w:type="dxa"/>
             <w:tcBorders>
               <w:top w:val="nil"/>
               <w:left w:val="nil"/>
-              <w:bottom w:val="nil"/>
-              <w:right w:val="nil"/>
-            </w:tcBorders>
+              <w:bottom w:val="single" w:sz="4" w:space="0" w:color="000000"/>
+              <w:right w:val="nil"/>
+            </w:tcBorders>
+            <w:shd w:val="clear" w:color="auto" w:fill="E8E8E8" w:themeFill="background2"/>
             <w:noWrap/>
             <w:vAlign w:val="bottom"/>
             <w:hideMark/>
@@ -138,25 +188,25 @@
         </w:tc>
         <w:tc>
           <w:tcPr>
-            <w:tcW w:w="1080" w:type="dxa"/>
+            <w:tcW w:w="1124" w:type="dxa"/>
             <w:tcBorders>
               <w:top w:val="nil"/>
               <w:left w:val="nil"/>
-              <w:bottom w:val="nil"/>
-              <w:right w:val="nil"/>
-            </w:tcBorders>
-            <w:noWrap/>
-            <w:vAlign w:val="bottom"/>
-            <w:hideMark/>
-          </w:tcPr>
-          <w:p>
-            <w:pPr>
-              <w:jc w:val="center"/>
-              <w:rPr>
-                <w:rFonts w:ascii="Palatino Linotype" w:hAnsi="Palatino Linotype" w:cs="Calibri"/>
+              <w:bottom w:val="single" w:sz="4" w:space="0" w:color="000000"/>
+              <w:right w:val="nil"/>
+            </w:tcBorders>
+            <w:shd w:val="clear" w:color="auto" w:fill="E8E8E8" w:themeFill="background2"/>
+            <w:noWrap/>
+            <w:vAlign w:val="bottom"/>
+            <w:hideMark/>
+          </w:tcPr>
+          <w:p>
+            <w:pPr>
+              <w:jc w:val="center"/>
+              <w:rPr>
+                <w:rFonts w:cs="Calibri"/>
                 <w:b/>
                 <w:bCs/>
-                <w:color w:val="000000"/>
                 <w:sz w:val="18"/>
                 <w:szCs w:val="18"/>
               </w:rPr>
@@ -170,23 +220,9 @@
                 <w:sz w:val="18"/>
                 <w:szCs w:val="18"/>
               </w:rPr>
-              <w:t>n (productos)</w:t>
-            </w:r>
-          </w:p>
-        </w:tc>
-        <w:tc>
-          <w:tcPr>
-            <w:tcW w:w="962" w:type="dxa"/>
-            <w:tcBorders>
-              <w:top w:val="nil"/>
-              <w:left w:val="nil"/>
-              <w:bottom w:val="nil"/>
-              <w:right w:val="nil"/>
-            </w:tcBorders>
-            <w:noWrap/>
-            <w:vAlign w:val="bottom"/>
-            <w:hideMark/>
-          </w:tcPr>
+              <w:t xml:space="preserve">n </w:t>
+            </w:r>
+          </w:p>
           <w:p>
             <w:pPr>
               <w:jc w:val="center"/>
@@ -208,19 +244,20 @@
                 <w:sz w:val="18"/>
                 <w:szCs w:val="18"/>
               </w:rPr>
-              <w:t>Energía (kcal/100 mL)</w:t>
-            </w:r>
-          </w:p>
-        </w:tc>
-        <w:tc>
-          <w:tcPr>
-            <w:tcW w:w="962" w:type="dxa"/>
+              <w:t>(productos)</w:t>
+            </w:r>
+          </w:p>
+        </w:tc>
+        <w:tc>
+          <w:tcPr>
+            <w:tcW w:w="1276" w:type="dxa"/>
             <w:tcBorders>
               <w:top w:val="nil"/>
               <w:left w:val="nil"/>
-              <w:bottom w:val="nil"/>
-              <w:right w:val="nil"/>
-            </w:tcBorders>
+              <w:bottom w:val="single" w:sz="4" w:space="0" w:color="000000"/>
+              <w:right w:val="nil"/>
+            </w:tcBorders>
+            <w:shd w:val="clear" w:color="auto" w:fill="E8E8E8" w:themeFill="background2"/>
             <w:noWrap/>
             <w:vAlign w:val="bottom"/>
             <w:hideMark/>
@@ -246,26 +283,10 @@
                 <w:sz w:val="18"/>
                 <w:szCs w:val="18"/>
               </w:rPr>
-              <w:t>Grasas totales (g/100 mL)</w:t>
-            </w:r>
-          </w:p>
-        </w:tc>
-        <w:tc>
-          <w:tcPr>
-            <w:tcW w:w="962" w:type="dxa"/>
-            <w:tcBorders>
-              <w:top w:val="nil"/>
-              <w:left w:val="nil"/>
-              <w:bottom w:val="nil"/>
-              <w:right w:val="nil"/>
-            </w:tcBorders>
-            <w:noWrap/>
-            <w:vAlign w:val="bottom"/>
-            <w:hideMark/>
-          </w:tcPr>
-          <w:p>
-            <w:pPr>
-              <w:jc w:val="center"/>
+              <w:t xml:space="preserve">Energía (kcal/100 </w:t>
+            </w:r>
+            <w:proofErr w:type="spellStart"/>
+            <w:r>
               <w:rPr>
                 <w:rFonts w:ascii="Palatino Linotype" w:hAnsi="Palatino Linotype" w:cs="Calibri"/>
                 <w:b/>
@@ -274,7 +295,9 @@
                 <w:sz w:val="18"/>
                 <w:szCs w:val="18"/>
               </w:rPr>
-            </w:pPr>
+              <w:t>mL</w:t>
+            </w:r>
+            <w:proofErr w:type="spellEnd"/>
             <w:r>
               <w:rPr>
                 <w:rFonts w:ascii="Palatino Linotype" w:hAnsi="Palatino Linotype" w:cs="Calibri"/>
@@ -284,19 +307,20 @@
                 <w:sz w:val="18"/>
                 <w:szCs w:val="18"/>
               </w:rPr>
-              <w:t>Grasas saturadas (g/100 mL)</w:t>
-            </w:r>
-          </w:p>
-        </w:tc>
-        <w:tc>
-          <w:tcPr>
-            <w:tcW w:w="962" w:type="dxa"/>
+              <w:t>)</w:t>
+            </w:r>
+          </w:p>
+        </w:tc>
+        <w:tc>
+          <w:tcPr>
+            <w:tcW w:w="1417" w:type="dxa"/>
             <w:tcBorders>
               <w:top w:val="nil"/>
               <w:left w:val="nil"/>
-              <w:bottom w:val="nil"/>
-              <w:right w:val="nil"/>
-            </w:tcBorders>
+              <w:bottom w:val="single" w:sz="4" w:space="0" w:color="000000"/>
+              <w:right w:val="nil"/>
+            </w:tcBorders>
+            <w:shd w:val="clear" w:color="auto" w:fill="E8E8E8" w:themeFill="background2"/>
             <w:noWrap/>
             <w:vAlign w:val="bottom"/>
             <w:hideMark/>
@@ -322,26 +346,10 @@
                 <w:sz w:val="18"/>
                 <w:szCs w:val="18"/>
               </w:rPr>
-              <w:t>Azúcares (g/100 mL)</w:t>
-            </w:r>
-          </w:p>
-        </w:tc>
-        <w:tc>
-          <w:tcPr>
-            <w:tcW w:w="1924" w:type="dxa"/>
-            <w:tcBorders>
-              <w:top w:val="nil"/>
-              <w:left w:val="nil"/>
-              <w:bottom w:val="nil"/>
-              <w:right w:val="nil"/>
-            </w:tcBorders>
-            <w:noWrap/>
-            <w:vAlign w:val="bottom"/>
-            <w:hideMark/>
-          </w:tcPr>
-          <w:p>
-            <w:pPr>
-              <w:jc w:val="center"/>
+              <w:t xml:space="preserve">Grasas totales (g/100 </w:t>
+            </w:r>
+            <w:proofErr w:type="spellStart"/>
+            <w:r>
               <w:rPr>
                 <w:rFonts w:ascii="Palatino Linotype" w:hAnsi="Palatino Linotype" w:cs="Calibri"/>
                 <w:b/>
@@ -350,7 +358,9 @@
                 <w:sz w:val="18"/>
                 <w:szCs w:val="18"/>
               </w:rPr>
-            </w:pPr>
+              <w:t>mL</w:t>
+            </w:r>
+            <w:proofErr w:type="spellEnd"/>
             <w:r>
               <w:rPr>
                 <w:rFonts w:ascii="Palatino Linotype" w:hAnsi="Palatino Linotype" w:cs="Calibri"/>
@@ -360,7 +370,243 @@
                 <w:sz w:val="18"/>
                 <w:szCs w:val="18"/>
               </w:rPr>
-              <w:t>Proteínas (g/100 mL)</w:t>
+              <w:t>)</w:t>
+            </w:r>
+          </w:p>
+        </w:tc>
+        <w:tc>
+          <w:tcPr>
+            <w:tcW w:w="1559" w:type="dxa"/>
+            <w:tcBorders>
+              <w:top w:val="nil"/>
+              <w:left w:val="nil"/>
+              <w:bottom w:val="single" w:sz="4" w:space="0" w:color="000000"/>
+              <w:right w:val="nil"/>
+            </w:tcBorders>
+            <w:shd w:val="clear" w:color="auto" w:fill="E8E8E8" w:themeFill="background2"/>
+            <w:noWrap/>
+            <w:vAlign w:val="bottom"/>
+            <w:hideMark/>
+          </w:tcPr>
+          <w:p>
+            <w:pPr>
+              <w:jc w:val="center"/>
+              <w:rPr>
+                <w:rFonts w:ascii="Palatino Linotype" w:hAnsi="Palatino Linotype" w:cs="Calibri"/>
+                <w:b/>
+                <w:bCs/>
+                <w:color w:val="000000"/>
+                <w:sz w:val="18"/>
+                <w:szCs w:val="18"/>
+              </w:rPr>
+            </w:pPr>
+            <w:r>
+              <w:rPr>
+                <w:rFonts w:ascii="Palatino Linotype" w:hAnsi="Palatino Linotype" w:cs="Calibri"/>
+                <w:b/>
+                <w:bCs/>
+                <w:color w:val="000000"/>
+                <w:sz w:val="18"/>
+                <w:szCs w:val="18"/>
+              </w:rPr>
+              <w:t xml:space="preserve">Grasas saturadas (g/100 </w:t>
+            </w:r>
+            <w:proofErr w:type="spellStart"/>
+            <w:r>
+              <w:rPr>
+                <w:rFonts w:ascii="Palatino Linotype" w:hAnsi="Palatino Linotype" w:cs="Calibri"/>
+                <w:b/>
+                <w:bCs/>
+                <w:color w:val="000000"/>
+                <w:sz w:val="18"/>
+                <w:szCs w:val="18"/>
+              </w:rPr>
+              <w:t>mL</w:t>
+            </w:r>
+            <w:proofErr w:type="spellEnd"/>
+            <w:r>
+              <w:rPr>
+                <w:rFonts w:ascii="Palatino Linotype" w:hAnsi="Palatino Linotype" w:cs="Calibri"/>
+                <w:b/>
+                <w:bCs/>
+                <w:color w:val="000000"/>
+                <w:sz w:val="18"/>
+                <w:szCs w:val="18"/>
+              </w:rPr>
+              <w:t>)</w:t>
+            </w:r>
+          </w:p>
+        </w:tc>
+        <w:tc>
+          <w:tcPr>
+            <w:tcW w:w="1276" w:type="dxa"/>
+            <w:tcBorders>
+              <w:top w:val="nil"/>
+              <w:left w:val="nil"/>
+              <w:bottom w:val="single" w:sz="4" w:space="0" w:color="000000"/>
+              <w:right w:val="nil"/>
+            </w:tcBorders>
+            <w:shd w:val="clear" w:color="auto" w:fill="E8E8E8" w:themeFill="background2"/>
+            <w:noWrap/>
+            <w:vAlign w:val="bottom"/>
+            <w:hideMark/>
+          </w:tcPr>
+          <w:p>
+            <w:pPr>
+              <w:jc w:val="center"/>
+              <w:rPr>
+                <w:rFonts w:cs="Calibri"/>
+                <w:b/>
+                <w:bCs/>
+                <w:sz w:val="18"/>
+                <w:szCs w:val="18"/>
+              </w:rPr>
+            </w:pPr>
+            <w:r>
+              <w:rPr>
+                <w:rFonts w:ascii="Palatino Linotype" w:hAnsi="Palatino Linotype" w:cs="Calibri"/>
+                <w:b/>
+                <w:bCs/>
+                <w:color w:val="000000"/>
+                <w:sz w:val="18"/>
+                <w:szCs w:val="18"/>
+              </w:rPr>
+              <w:t xml:space="preserve">Azúcares </w:t>
+            </w:r>
+          </w:p>
+          <w:p>
+            <w:pPr>
+              <w:jc w:val="center"/>
+              <w:rPr>
+                <w:rFonts w:ascii="Palatino Linotype" w:hAnsi="Palatino Linotype" w:cs="Calibri"/>
+                <w:b/>
+                <w:bCs/>
+                <w:color w:val="000000"/>
+                <w:sz w:val="18"/>
+                <w:szCs w:val="18"/>
+              </w:rPr>
+            </w:pPr>
+            <w:r>
+              <w:rPr>
+                <w:rFonts w:ascii="Palatino Linotype" w:hAnsi="Palatino Linotype" w:cs="Calibri"/>
+                <w:b/>
+                <w:bCs/>
+                <w:color w:val="000000"/>
+                <w:sz w:val="18"/>
+                <w:szCs w:val="18"/>
+              </w:rPr>
+              <w:t xml:space="preserve">(g/100 </w:t>
+            </w:r>
+            <w:proofErr w:type="spellStart"/>
+            <w:r>
+              <w:rPr>
+                <w:rFonts w:ascii="Palatino Linotype" w:hAnsi="Palatino Linotype" w:cs="Calibri"/>
+                <w:b/>
+                <w:bCs/>
+                <w:color w:val="000000"/>
+                <w:sz w:val="18"/>
+                <w:szCs w:val="18"/>
+              </w:rPr>
+              <w:t>mL</w:t>
+            </w:r>
+            <w:proofErr w:type="spellEnd"/>
+            <w:r>
+              <w:rPr>
+                <w:rFonts w:ascii="Palatino Linotype" w:hAnsi="Palatino Linotype" w:cs="Calibri"/>
+                <w:b/>
+                <w:bCs/>
+                <w:color w:val="000000"/>
+                <w:sz w:val="18"/>
+                <w:szCs w:val="18"/>
+              </w:rPr>
+              <w:t>)</w:t>
+            </w:r>
+          </w:p>
+        </w:tc>
+        <w:tc>
+          <w:tcPr>
+            <w:tcW w:w="1148" w:type="dxa"/>
+            <w:tcBorders>
+              <w:top w:val="nil"/>
+              <w:left w:val="nil"/>
+              <w:bottom w:val="single" w:sz="4" w:space="0" w:color="000000"/>
+              <w:right w:val="nil"/>
+            </w:tcBorders>
+            <w:shd w:val="clear" w:color="auto" w:fill="E8E8E8" w:themeFill="background2"/>
+            <w:noWrap/>
+            <w:vAlign w:val="bottom"/>
+            <w:hideMark/>
+          </w:tcPr>
+          <w:p>
+            <w:pPr>
+              <w:jc w:val="center"/>
+              <w:rPr>
+                <w:rFonts w:ascii="Palatino Linotype" w:hAnsi="Palatino Linotype" w:cs="Calibri"/>
+                <w:b/>
+                <w:bCs/>
+                <w:color w:val="000000"/>
+                <w:sz w:val="18"/>
+                <w:szCs w:val="18"/>
+              </w:rPr>
+            </w:pPr>
+            <w:r>
+              <w:rPr>
+                <w:rFonts w:ascii="Palatino Linotype" w:hAnsi="Palatino Linotype" w:cs="Calibri"/>
+                <w:b/>
+                <w:bCs/>
+                <w:color w:val="000000"/>
+                <w:sz w:val="18"/>
+                <w:szCs w:val="18"/>
+              </w:rPr>
+              <w:t xml:space="preserve">Proteínas </w:t>
+            </w:r>
+          </w:p>
+          <w:p>
+            <w:pPr>
+              <w:jc w:val="center"/>
+              <w:rPr>
+                <w:rFonts w:ascii="Palatino Linotype" w:hAnsi="Palatino Linotype" w:cs="Calibri"/>
+                <w:b/>
+                <w:bCs/>
+                <w:color w:val="000000"/>
+                <w:sz w:val="18"/>
+                <w:szCs w:val="18"/>
+              </w:rPr>
+            </w:pPr>
+            <w:r>
+              <w:rPr>
+                <w:rFonts w:ascii="Palatino Linotype" w:hAnsi="Palatino Linotype" w:cs="Calibri"/>
+                <w:b/>
+                <w:bCs/>
+                <w:color w:val="000000"/>
+                <w:sz w:val="18"/>
+                <w:szCs w:val="18"/>
+              </w:rPr>
+              <w:t xml:space="preserve">(g/100 </w:t>
+            </w:r>
+            <w:proofErr w:type="spellStart"/>
+            <w:r>
+              <w:rPr>
+                <w:rFonts w:ascii="Palatino Linotype" w:hAnsi="Palatino Linotype" w:cs="Calibri"/>
+                <w:b/>
+                <w:bCs/>
+                <w:color w:val="000000"/>
+                <w:sz w:val="18"/>
+                <w:szCs w:val="18"/>
+              </w:rPr>
+              <w:t>mL</w:t>
+            </w:r>
+            <w:proofErr w:type="spellEnd"/>
+            <w:r>
+              <w:rPr>
+                <w:rFonts w:ascii="Palatino Linotype" w:hAnsi="Palatino Linotype" w:cs="Calibri"/>
+                <w:b/>
+                <w:bCs/>
+                <w:color w:val="000000"/>
+                <w:sz w:val="18"/>
+                <w:szCs w:val="18"/>
+              </w:rPr>
+              <w:t>)</w:t>
             </w:r>
           </w:p>
         </w:tc>
@@ -371,9 +617,9 @@
         </w:trPr>
         <w:tc>
           <w:tcPr>
-            <w:tcW w:w="1652" w:type="dxa"/>
-            <w:tcBorders>
-              <w:top w:val="nil"/>
+            <w:tcW w:w="1842" w:type="dxa"/>
+            <w:tcBorders>
+              <w:top w:val="single" w:sz="4" w:space="0" w:color="000000"/>
               <w:left w:val="nil"/>
               <w:bottom w:val="nil"/>
               <w:right w:val="nil"/>
@@ -405,9 +651,9 @@
         </w:tc>
         <w:tc>
           <w:tcPr>
-            <w:tcW w:w="1080" w:type="dxa"/>
-            <w:tcBorders>
-              <w:top w:val="nil"/>
+            <w:tcW w:w="1124" w:type="dxa"/>
+            <w:tcBorders>
+              <w:top w:val="single" w:sz="4" w:space="0" w:color="000000"/>
               <w:left w:val="nil"/>
               <w:bottom w:val="nil"/>
               <w:right w:val="nil"/>
@@ -439,9 +685,9 @@
         </w:tc>
         <w:tc>
           <w:tcPr>
-            <w:tcW w:w="962" w:type="dxa"/>
-            <w:tcBorders>
-              <w:top w:val="nil"/>
+            <w:tcW w:w="1276" w:type="dxa"/>
+            <w:tcBorders>
+              <w:top w:val="single" w:sz="4" w:space="0" w:color="000000"/>
               <w:left w:val="nil"/>
               <w:bottom w:val="nil"/>
               <w:right w:val="nil"/>
@@ -473,9 +719,9 @@
         </w:tc>
         <w:tc>
           <w:tcPr>
-            <w:tcW w:w="962" w:type="dxa"/>
-            <w:tcBorders>
-              <w:top w:val="nil"/>
+            <w:tcW w:w="1417" w:type="dxa"/>
+            <w:tcBorders>
+              <w:top w:val="single" w:sz="4" w:space="0" w:color="000000"/>
               <w:left w:val="nil"/>
               <w:bottom w:val="nil"/>
               <w:right w:val="nil"/>
@@ -507,9 +753,9 @@
         </w:tc>
         <w:tc>
           <w:tcPr>
-            <w:tcW w:w="962" w:type="dxa"/>
-            <w:tcBorders>
-              <w:top w:val="nil"/>
+            <w:tcW w:w="1559" w:type="dxa"/>
+            <w:tcBorders>
+              <w:top w:val="single" w:sz="4" w:space="0" w:color="000000"/>
               <w:left w:val="nil"/>
               <w:bottom w:val="nil"/>
               <w:right w:val="nil"/>
@@ -541,9 +787,9 @@
         </w:tc>
         <w:tc>
           <w:tcPr>
-            <w:tcW w:w="962" w:type="dxa"/>
-            <w:tcBorders>
-              <w:top w:val="nil"/>
+            <w:tcW w:w="1276" w:type="dxa"/>
+            <w:tcBorders>
+              <w:top w:val="single" w:sz="4" w:space="0" w:color="000000"/>
               <w:left w:val="nil"/>
               <w:bottom w:val="nil"/>
               <w:right w:val="nil"/>
@@ -575,9 +821,9 @@
         </w:tc>
         <w:tc>
           <w:tcPr>
-            <w:tcW w:w="1924" w:type="dxa"/>
-            <w:tcBorders>
-              <w:top w:val="nil"/>
+            <w:tcW w:w="1148" w:type="dxa"/>
+            <w:tcBorders>
+              <w:top w:val="single" w:sz="4" w:space="0" w:color="000000"/>
               <w:left w:val="nil"/>
               <w:bottom w:val="nil"/>
               <w:right w:val="nil"/>
@@ -614,7 +860,7 @@
         </w:trPr>
         <w:tc>
           <w:tcPr>
-            <w:tcW w:w="1652" w:type="dxa"/>
+            <w:tcW w:w="1842" w:type="dxa"/>
             <w:tcBorders>
               <w:top w:val="nil"/>
               <w:left w:val="nil"/>
@@ -648,7 +894,7 @@
         </w:tc>
         <w:tc>
           <w:tcPr>
-            <w:tcW w:w="1080" w:type="dxa"/>
+            <w:tcW w:w="1124" w:type="dxa"/>
             <w:tcBorders>
               <w:top w:val="nil"/>
               <w:left w:val="nil"/>
@@ -682,7 +928,7 @@
         </w:tc>
         <w:tc>
           <w:tcPr>
-            <w:tcW w:w="962" w:type="dxa"/>
+            <w:tcW w:w="1276" w:type="dxa"/>
             <w:tcBorders>
               <w:top w:val="nil"/>
               <w:left w:val="nil"/>
@@ -716,7 +962,7 @@
         </w:tc>
         <w:tc>
           <w:tcPr>
-            <w:tcW w:w="962" w:type="dxa"/>
+            <w:tcW w:w="1417" w:type="dxa"/>
             <w:tcBorders>
               <w:top w:val="nil"/>
               <w:left w:val="nil"/>
@@ -750,7 +996,7 @@
         </w:tc>
         <w:tc>
           <w:tcPr>
-            <w:tcW w:w="962" w:type="dxa"/>
+            <w:tcW w:w="1559" w:type="dxa"/>
             <w:tcBorders>
               <w:top w:val="nil"/>
               <w:left w:val="nil"/>
@@ -784,7 +1030,7 @@
         </w:tc>
         <w:tc>
           <w:tcPr>
-            <w:tcW w:w="962" w:type="dxa"/>
+            <w:tcW w:w="1276" w:type="dxa"/>
             <w:tcBorders>
               <w:top w:val="nil"/>
               <w:left w:val="nil"/>
@@ -818,7 +1064,7 @@
         </w:tc>
         <w:tc>
           <w:tcPr>
-            <w:tcW w:w="1924" w:type="dxa"/>
+            <w:tcW w:w="1148" w:type="dxa"/>
             <w:tcBorders>
               <w:top w:val="nil"/>
               <w:left w:val="nil"/>
@@ -857,7 +1103,7 @@
         </w:trPr>
         <w:tc>
           <w:tcPr>
-            <w:tcW w:w="1652" w:type="dxa"/>
+            <w:tcW w:w="1842" w:type="dxa"/>
             <w:tcBorders>
               <w:top w:val="nil"/>
               <w:left w:val="nil"/>
@@ -891,7 +1137,7 @@
         </w:tc>
         <w:tc>
           <w:tcPr>
-            <w:tcW w:w="1080" w:type="dxa"/>
+            <w:tcW w:w="1124" w:type="dxa"/>
             <w:tcBorders>
               <w:top w:val="nil"/>
               <w:left w:val="nil"/>
@@ -925,7 +1171,7 @@
         </w:tc>
         <w:tc>
           <w:tcPr>
-            <w:tcW w:w="962" w:type="dxa"/>
+            <w:tcW w:w="1276" w:type="dxa"/>
             <w:tcBorders>
               <w:top w:val="nil"/>
               <w:left w:val="nil"/>
@@ -959,7 +1205,7 @@
         </w:tc>
         <w:tc>
           <w:tcPr>
-            <w:tcW w:w="962" w:type="dxa"/>
+            <w:tcW w:w="1417" w:type="dxa"/>
             <w:tcBorders>
               <w:top w:val="nil"/>
               <w:left w:val="nil"/>
@@ -993,7 +1239,7 @@
         </w:tc>
         <w:tc>
           <w:tcPr>
-            <w:tcW w:w="962" w:type="dxa"/>
+            <w:tcW w:w="1559" w:type="dxa"/>
             <w:tcBorders>
               <w:top w:val="nil"/>
               <w:left w:val="nil"/>
@@ -1027,7 +1273,7 @@
         </w:tc>
         <w:tc>
           <w:tcPr>
-            <w:tcW w:w="962" w:type="dxa"/>
+            <w:tcW w:w="1276" w:type="dxa"/>
             <w:tcBorders>
               <w:top w:val="nil"/>
               <w:left w:val="nil"/>
@@ -1061,7 +1307,7 @@
         </w:tc>
         <w:tc>
           <w:tcPr>
-            <w:tcW w:w="1924" w:type="dxa"/>
+            <w:tcW w:w="1148" w:type="dxa"/>
             <w:tcBorders>
               <w:top w:val="nil"/>
               <w:left w:val="nil"/>
@@ -1100,11 +1346,11 @@
         </w:trPr>
         <w:tc>
           <w:tcPr>
-            <w:tcW w:w="1652" w:type="dxa"/>
+            <w:tcW w:w="1842" w:type="dxa"/>
             <w:tcBorders>
               <w:top w:val="nil"/>
               <w:left w:val="nil"/>
-              <w:bottom w:val="nil"/>
+              <w:bottom w:val="single" w:sz="12" w:space="0" w:color="000000"/>
               <w:right w:val="nil"/>
             </w:tcBorders>
             <w:noWrap/>
@@ -1134,11 +1380,11 @@
         </w:tc>
         <w:tc>
           <w:tcPr>
-            <w:tcW w:w="1080" w:type="dxa"/>
+            <w:tcW w:w="1124" w:type="dxa"/>
             <w:tcBorders>
               <w:top w:val="nil"/>
               <w:left w:val="nil"/>
-              <w:bottom w:val="nil"/>
+              <w:bottom w:val="single" w:sz="12" w:space="0" w:color="000000"/>
               <w:right w:val="nil"/>
             </w:tcBorders>
             <w:noWrap/>
@@ -1168,11 +1414,11 @@
         </w:tc>
         <w:tc>
           <w:tcPr>
-            <w:tcW w:w="962" w:type="dxa"/>
+            <w:tcW w:w="1276" w:type="dxa"/>
             <w:tcBorders>
               <w:top w:val="nil"/>
               <w:left w:val="nil"/>
-              <w:bottom w:val="nil"/>
+              <w:bottom w:val="single" w:sz="12" w:space="0" w:color="000000"/>
               <w:right w:val="nil"/>
             </w:tcBorders>
             <w:noWrap/>
@@ -1202,11 +1448,11 @@
         </w:tc>
         <w:tc>
           <w:tcPr>
-            <w:tcW w:w="962" w:type="dxa"/>
+            <w:tcW w:w="1417" w:type="dxa"/>
             <w:tcBorders>
               <w:top w:val="nil"/>
               <w:left w:val="nil"/>
-              <w:bottom w:val="nil"/>
+              <w:bottom w:val="single" w:sz="12" w:space="0" w:color="000000"/>
               <w:right w:val="nil"/>
             </w:tcBorders>
             <w:noWrap/>
@@ -1236,11 +1482,11 @@
         </w:tc>
         <w:tc>
           <w:tcPr>
-            <w:tcW w:w="962" w:type="dxa"/>
+            <w:tcW w:w="1559" w:type="dxa"/>
             <w:tcBorders>
               <w:top w:val="nil"/>
               <w:left w:val="nil"/>
-              <w:bottom w:val="nil"/>
+              <w:bottom w:val="single" w:sz="12" w:space="0" w:color="000000"/>
               <w:right w:val="nil"/>
             </w:tcBorders>
             <w:noWrap/>
@@ -1270,11 +1516,11 @@
         </w:tc>
         <w:tc>
           <w:tcPr>
-            <w:tcW w:w="962" w:type="dxa"/>
+            <w:tcW w:w="1276" w:type="dxa"/>
             <w:tcBorders>
               <w:top w:val="nil"/>
               <w:left w:val="nil"/>
-              <w:bottom w:val="nil"/>
+              <w:bottom w:val="single" w:sz="12" w:space="0" w:color="000000"/>
               <w:right w:val="nil"/>
             </w:tcBorders>
             <w:noWrap/>
@@ -1304,11 +1550,11 @@
         </w:tc>
         <w:tc>
           <w:tcPr>
-            <w:tcW w:w="1924" w:type="dxa"/>
+            <w:tcW w:w="1148" w:type="dxa"/>
             <w:tcBorders>
               <w:top w:val="nil"/>
               <w:left w:val="nil"/>
-              <w:bottom w:val="nil"/>
+              <w:bottom w:val="single" w:sz="12" w:space="0" w:color="000000"/>
               <w:right w:val="nil"/>
             </w:tcBorders>
             <w:noWrap/>
@@ -1340,31 +1586,71 @@
     </w:tbl>
     <w:p>
       <w:pPr>
+        <w:rPr>
+          <w:lang w:eastAsia="en-US"/>
+        </w:rPr>
+      </w:pPr>
+    </w:p>
+    <w:p>
+      <w:pPr>
         <w:pStyle w:val="Descripcin"/>
         <w:keepNext/>
-        <w:jc w:val="center"/>
+        <w:spacing w:before="0" w:after="0" w:line="240" w:lineRule="auto"/>
+        <w:rPr>
+          <w:rFonts w:ascii="Palatino Linotype" w:hAnsi="Palatino Linotype" w:cs="Calibri"/>
+          <w:b w:val="0"/>
+          <w:bCs w:val="0"/>
+          <w:color w:val="000000"/>
+          <w:sz w:val="18"/>
+          <w:szCs w:val="18"/>
+          <w:lang w:val="es-ES"/>
+        </w:rPr>
+      </w:pPr>
+      <w:r>
         <w:rPr>
           <w:rFonts w:ascii="Palatino Linotype" w:hAnsi="Palatino Linotype"/>
           <w:color w:val="000000" w:themeColor="text1"/>
-        </w:rPr>
-      </w:pPr>
-      <w:r>
-        <w:rPr>
-          <w:rFonts w:ascii="Palatino Linotype" w:hAnsi="Palatino Linotype"/>
-          <w:color w:val="000000" w:themeColor="text1"/>
-        </w:rPr>
-        <w:t>Tabla 2. Prueba de Kruskal-Wallis y tamaño del efecto (</w:t>
+          <w:sz w:val="18"/>
+          <w:szCs w:val="18"/>
+          <w:lang w:val="es-ES"/>
+        </w:rPr>
+        <w:t xml:space="preserve">Tabla 2. </w:t>
       </w:r>
       <w:r>
         <w:rPr>
+          <w:rFonts w:ascii="Palatino Linotype" w:hAnsi="Palatino Linotype"/>
+          <w:b w:val="0"/>
+          <w:bCs w:val="0"/>
+          <w:color w:val="000000" w:themeColor="text1"/>
+          <w:sz w:val="18"/>
+          <w:szCs w:val="18"/>
+          <w:lang w:val="es-ES"/>
+        </w:rPr>
+        <w:t>Prueba de Kruskal-Wallis y tamaño del efecto (</w:t>
+      </w:r>
+      <w:r>
+        <w:rPr>
           <w:rFonts w:ascii="Palatino Linotype" w:hAnsi="Palatino Linotype" w:cs="Calibri"/>
+          <w:b w:val="0"/>
+          <w:bCs w:val="0"/>
           <w:color w:val="000000"/>
+          <w:sz w:val="18"/>
+          <w:szCs w:val="18"/>
+          <w:lang w:val="es-ES"/>
         </w:rPr>
         <w:t>η²) para las variables nutricionales estudiadas</w:t>
       </w:r>
     </w:p>
+    <w:p>
+      <w:pPr>
+        <w:rPr>
+          <w:lang w:eastAsia="en-US"/>
+        </w:rPr>
+      </w:pPr>
+    </w:p>
     <w:tbl>
       <w:tblPr>
+        <w:tblpPr w:leftFromText="141" w:rightFromText="141" w:vertAnchor="text" w:horzAnchor="margin" w:tblpXSpec="center" w:tblpY="-81"/>
         <w:tblW w:w="4728" w:type="dxa"/>
         <w:tblCellMar>
           <w:left w:w="70" w:type="dxa"/>
@@ -1388,9 +1674,10 @@
             <w:tcBorders>
               <w:top w:val="nil"/>
               <w:left w:val="nil"/>
-              <w:bottom w:val="nil"/>
-              <w:right w:val="nil"/>
-            </w:tcBorders>
+              <w:bottom w:val="single" w:sz="4" w:space="0" w:color="000000"/>
+              <w:right w:val="nil"/>
+            </w:tcBorders>
+            <w:shd w:val="clear" w:color="auto" w:fill="E8E8E8" w:themeFill="background2"/>
             <w:noWrap/>
             <w:vAlign w:val="bottom"/>
             <w:hideMark/>
@@ -1426,9 +1713,10 @@
             <w:tcBorders>
               <w:top w:val="nil"/>
               <w:left w:val="nil"/>
-              <w:bottom w:val="nil"/>
-              <w:right w:val="nil"/>
-            </w:tcBorders>
+              <w:bottom w:val="single" w:sz="4" w:space="0" w:color="000000"/>
+              <w:right w:val="nil"/>
+            </w:tcBorders>
+            <w:shd w:val="clear" w:color="auto" w:fill="E8E8E8" w:themeFill="background2"/>
             <w:noWrap/>
             <w:vAlign w:val="bottom"/>
             <w:hideMark/>
@@ -1464,9 +1752,10 @@
             <w:tcBorders>
               <w:top w:val="nil"/>
               <w:left w:val="nil"/>
-              <w:bottom w:val="nil"/>
-              <w:right w:val="nil"/>
-            </w:tcBorders>
+              <w:bottom w:val="single" w:sz="4" w:space="0" w:color="000000"/>
+              <w:right w:val="nil"/>
+            </w:tcBorders>
+            <w:shd w:val="clear" w:color="auto" w:fill="E8E8E8" w:themeFill="background2"/>
             <w:noWrap/>
             <w:vAlign w:val="bottom"/>
             <w:hideMark/>
@@ -1502,9 +1791,10 @@
             <w:tcBorders>
               <w:top w:val="nil"/>
               <w:left w:val="nil"/>
-              <w:bottom w:val="nil"/>
-              <w:right w:val="nil"/>
-            </w:tcBorders>
+              <w:bottom w:val="single" w:sz="4" w:space="0" w:color="000000"/>
+              <w:right w:val="nil"/>
+            </w:tcBorders>
+            <w:shd w:val="clear" w:color="auto" w:fill="E8E8E8" w:themeFill="background2"/>
             <w:noWrap/>
             <w:vAlign w:val="bottom"/>
             <w:hideMark/>
@@ -1543,7 +1833,7 @@
           <w:tcPr>
             <w:tcW w:w="1548" w:type="dxa"/>
             <w:tcBorders>
-              <w:top w:val="nil"/>
+              <w:top w:val="single" w:sz="4" w:space="0" w:color="000000"/>
               <w:left w:val="nil"/>
               <w:bottom w:val="nil"/>
               <w:right w:val="nil"/>
@@ -1577,7 +1867,7 @@
           <w:tcPr>
             <w:tcW w:w="1060" w:type="dxa"/>
             <w:tcBorders>
-              <w:top w:val="nil"/>
+              <w:top w:val="single" w:sz="4" w:space="0" w:color="000000"/>
               <w:left w:val="nil"/>
               <w:bottom w:val="nil"/>
               <w:right w:val="nil"/>
@@ -1611,7 +1901,7 @@
           <w:tcPr>
             <w:tcW w:w="1060" w:type="dxa"/>
             <w:tcBorders>
-              <w:top w:val="nil"/>
+              <w:top w:val="single" w:sz="4" w:space="0" w:color="000000"/>
               <w:left w:val="nil"/>
               <w:bottom w:val="nil"/>
               <w:right w:val="nil"/>
@@ -1645,7 +1935,7 @@
           <w:tcPr>
             <w:tcW w:w="1060" w:type="dxa"/>
             <w:tcBorders>
-              <w:top w:val="nil"/>
+              <w:top w:val="single" w:sz="4" w:space="0" w:color="000000"/>
               <w:left w:val="nil"/>
               <w:bottom w:val="nil"/>
               <w:right w:val="nil"/>
@@ -1968,7 +2258,6 @@
             <w:tcBorders>
               <w:top w:val="nil"/>
               <w:left w:val="nil"/>
-              <w:bottom w:val="nil"/>
               <w:right w:val="nil"/>
             </w:tcBorders>
             <w:noWrap/>
@@ -2002,7 +2291,6 @@
             <w:tcBorders>
               <w:top w:val="nil"/>
               <w:left w:val="nil"/>
-              <w:bottom w:val="nil"/>
               <w:right w:val="nil"/>
             </w:tcBorders>
             <w:noWrap/>
@@ -2036,7 +2324,6 @@
             <w:tcBorders>
               <w:top w:val="nil"/>
               <w:left w:val="nil"/>
-              <w:bottom w:val="nil"/>
               <w:right w:val="nil"/>
             </w:tcBorders>
             <w:noWrap/>
@@ -2070,7 +2357,6 @@
             <w:tcBorders>
               <w:top w:val="nil"/>
               <w:left w:val="nil"/>
-              <w:bottom w:val="nil"/>
               <w:right w:val="nil"/>
             </w:tcBorders>
             <w:noWrap/>
@@ -2109,7 +2395,7 @@
             <w:tcBorders>
               <w:top w:val="nil"/>
               <w:left w:val="nil"/>
-              <w:bottom w:val="nil"/>
+              <w:bottom w:val="single" w:sz="12" w:space="0" w:color="000000"/>
               <w:right w:val="nil"/>
             </w:tcBorders>
             <w:noWrap/>
@@ -2143,7 +2429,7 @@
             <w:tcBorders>
               <w:top w:val="nil"/>
               <w:left w:val="nil"/>
-              <w:bottom w:val="nil"/>
+              <w:bottom w:val="single" w:sz="12" w:space="0" w:color="000000"/>
               <w:right w:val="nil"/>
             </w:tcBorders>
             <w:noWrap/>
@@ -2177,7 +2463,7 @@
             <w:tcBorders>
               <w:top w:val="nil"/>
               <w:left w:val="nil"/>
-              <w:bottom w:val="nil"/>
+              <w:bottom w:val="single" w:sz="12" w:space="0" w:color="000000"/>
               <w:right w:val="nil"/>
             </w:tcBorders>
             <w:noWrap/>
@@ -2211,7 +2497,7 @@
             <w:tcBorders>
               <w:top w:val="nil"/>
               <w:left w:val="nil"/>
-              <w:bottom w:val="nil"/>
+              <w:bottom w:val="single" w:sz="12" w:space="0" w:color="000000"/>
               <w:right w:val="nil"/>
             </w:tcBorders>
             <w:noWrap/>
@@ -2258,43 +2544,145 @@
       <w:pPr>
         <w:pStyle w:val="Descripcin"/>
         <w:keepNext/>
-        <w:jc w:val="center"/>
+        <w:spacing w:before="0" w:after="0" w:line="240" w:lineRule="auto"/>
+        <w:ind w:left="2550"/>
         <w:rPr>
           <w:rFonts w:ascii="Palatino Linotype" w:hAnsi="Palatino Linotype"/>
           <w:color w:val="000000" w:themeColor="text1"/>
+          <w:sz w:val="18"/>
+          <w:szCs w:val="18"/>
+          <w:lang w:val="es-ES"/>
+        </w:rPr>
+      </w:pPr>
+    </w:p>
+    <w:p>
+      <w:pPr>
+        <w:pStyle w:val="Descripcin"/>
+        <w:keepNext/>
+        <w:spacing w:before="0" w:after="0" w:line="240" w:lineRule="auto"/>
+        <w:ind w:left="2550"/>
+        <w:rPr>
+          <w:rFonts w:ascii="Palatino Linotype" w:hAnsi="Palatino Linotype"/>
+          <w:color w:val="000000" w:themeColor="text1"/>
+          <w:sz w:val="18"/>
+          <w:szCs w:val="18"/>
+          <w:lang w:val="es-ES"/>
+        </w:rPr>
+      </w:pPr>
+    </w:p>
+    <w:p>
+      <w:pPr>
+        <w:pStyle w:val="Descripcin"/>
+        <w:keepNext/>
+        <w:spacing w:before="0" w:after="0" w:line="240" w:lineRule="auto"/>
+        <w:ind w:left="2550"/>
+        <w:rPr>
+          <w:rFonts w:ascii="Palatino Linotype" w:hAnsi="Palatino Linotype"/>
+          <w:color w:val="000000" w:themeColor="text1"/>
+          <w:sz w:val="18"/>
+          <w:szCs w:val="18"/>
+          <w:lang w:val="es-ES"/>
+        </w:rPr>
+      </w:pPr>
+    </w:p>
+    <w:p>
+      <w:pPr>
+        <w:pStyle w:val="Descripcin"/>
+        <w:keepNext/>
+        <w:spacing w:before="0" w:after="0" w:line="240" w:lineRule="auto"/>
+        <w:ind w:left="2550"/>
+        <w:rPr>
+          <w:rFonts w:ascii="Palatino Linotype" w:hAnsi="Palatino Linotype"/>
+          <w:color w:val="000000" w:themeColor="text1"/>
+          <w:sz w:val="18"/>
+          <w:szCs w:val="18"/>
+          <w:lang w:val="es-ES"/>
+        </w:rPr>
+      </w:pPr>
+    </w:p>
+    <w:p>
+      <w:pPr>
+        <w:pStyle w:val="Descripcin"/>
+        <w:keepNext/>
+        <w:spacing w:before="0" w:after="0" w:line="240" w:lineRule="auto"/>
+        <w:ind w:left="2550"/>
+        <w:rPr>
+          <w:rFonts w:ascii="Palatino Linotype" w:hAnsi="Palatino Linotype"/>
+          <w:color w:val="000000" w:themeColor="text1"/>
+          <w:sz w:val="18"/>
+          <w:szCs w:val="18"/>
+          <w:lang w:val="es-ES"/>
+        </w:rPr>
+      </w:pPr>
+    </w:p>
+    <w:p>
+      <w:pPr>
+        <w:pStyle w:val="Descripcin"/>
+        <w:keepNext/>
+        <w:spacing w:before="0" w:after="0" w:line="240" w:lineRule="auto"/>
+        <w:ind w:left="2550"/>
+        <w:rPr>
+          <w:rFonts w:ascii="Palatino Linotype" w:hAnsi="Palatino Linotype"/>
+          <w:color w:val="000000" w:themeColor="text1"/>
+          <w:sz w:val="18"/>
+          <w:szCs w:val="18"/>
+          <w:lang w:val="es-ES"/>
+        </w:rPr>
+      </w:pPr>
+    </w:p>
+    <w:p>
+      <w:pPr>
+        <w:pStyle w:val="Descripcin"/>
+        <w:keepNext/>
+        <w:spacing w:before="0" w:after="0" w:line="240" w:lineRule="auto"/>
+        <w:rPr>
+          <w:rFonts w:ascii="Palatino Linotype" w:hAnsi="Palatino Linotype"/>
+          <w:color w:val="000000" w:themeColor="text1"/>
+          <w:sz w:val="18"/>
+          <w:szCs w:val="18"/>
+          <w:lang w:val="es-ES"/>
+        </w:rPr>
+      </w:pPr>
+    </w:p>
+    <w:p>
+      <w:pPr>
+        <w:pStyle w:val="Descripcin"/>
+        <w:keepNext/>
+        <w:spacing w:before="0" w:after="0" w:line="240" w:lineRule="auto"/>
+        <w:rPr>
+          <w:rFonts w:ascii="Palatino Linotype" w:hAnsi="Palatino Linotype"/>
+          <w:color w:val="000000" w:themeColor="text1"/>
+          <w:sz w:val="18"/>
+          <w:szCs w:val="18"/>
+          <w:lang w:val="es-ES"/>
         </w:rPr>
       </w:pPr>
       <w:r>
         <w:rPr>
           <w:rFonts w:ascii="Palatino Linotype" w:hAnsi="Palatino Linotype"/>
           <w:color w:val="000000" w:themeColor="text1"/>
-        </w:rPr>
-        <w:t xml:space="preserve">Tabla </w:t>
+          <w:sz w:val="18"/>
+          <w:szCs w:val="18"/>
+          <w:lang w:val="es-ES"/>
+        </w:rPr>
+        <w:t xml:space="preserve">Tabla 3. </w:t>
       </w:r>
       <w:r>
         <w:rPr>
           <w:rFonts w:ascii="Palatino Linotype" w:hAnsi="Palatino Linotype"/>
+          <w:b w:val="0"/>
+          <w:bCs w:val="0"/>
           <w:color w:val="000000" w:themeColor="text1"/>
-        </w:rPr>
-        <w:t>3</w:t>
-      </w:r>
-      <w:r>
-        <w:rPr>
-          <w:rFonts w:ascii="Palatino Linotype" w:hAnsi="Palatino Linotype"/>
-          <w:color w:val="000000" w:themeColor="text1"/>
-        </w:rPr>
-        <w:t xml:space="preserve">. </w:t>
-      </w:r>
-      <w:r>
-        <w:rPr>
-          <w:rFonts w:ascii="Palatino Linotype" w:hAnsi="Palatino Linotype"/>
-          <w:color w:val="000000" w:themeColor="text1"/>
+          <w:sz w:val="18"/>
+          <w:szCs w:val="18"/>
+          <w:lang w:val="es-ES"/>
         </w:rPr>
         <w:t>Comparaciones múltiples post-hoc mediante la prueba de Dunn para variables y bebidas con diferencias estadísticas significativas</w:t>
       </w:r>
     </w:p>
     <w:tbl>
       <w:tblPr>
+        <w:tblpPr w:leftFromText="141" w:rightFromText="141" w:vertAnchor="text" w:horzAnchor="margin" w:tblpXSpec="center" w:tblpY="423"/>
         <w:tblW w:w="6019" w:type="dxa"/>
         <w:tblCellMar>
           <w:left w:w="70" w:type="dxa"/>
@@ -2317,9 +2705,10 @@
             <w:tcBorders>
               <w:top w:val="nil"/>
               <w:left w:val="nil"/>
-              <w:bottom w:val="nil"/>
-              <w:right w:val="nil"/>
-            </w:tcBorders>
+              <w:bottom w:val="single" w:sz="4" w:space="0" w:color="000000"/>
+              <w:right w:val="nil"/>
+            </w:tcBorders>
+            <w:shd w:val="clear" w:color="auto" w:fill="E8E8E8" w:themeFill="background2"/>
             <w:noWrap/>
             <w:vAlign w:val="bottom"/>
             <w:hideMark/>
@@ -2355,9 +2744,10 @@
             <w:tcBorders>
               <w:top w:val="nil"/>
               <w:left w:val="nil"/>
-              <w:bottom w:val="nil"/>
-              <w:right w:val="nil"/>
-            </w:tcBorders>
+              <w:bottom w:val="single" w:sz="4" w:space="0" w:color="000000"/>
+              <w:right w:val="nil"/>
+            </w:tcBorders>
+            <w:shd w:val="clear" w:color="auto" w:fill="E8E8E8" w:themeFill="background2"/>
             <w:noWrap/>
             <w:vAlign w:val="bottom"/>
             <w:hideMark/>
@@ -2393,9 +2783,10 @@
             <w:tcBorders>
               <w:top w:val="nil"/>
               <w:left w:val="nil"/>
-              <w:bottom w:val="nil"/>
-              <w:right w:val="nil"/>
-            </w:tcBorders>
+              <w:bottom w:val="single" w:sz="4" w:space="0" w:color="000000"/>
+              <w:right w:val="nil"/>
+            </w:tcBorders>
+            <w:shd w:val="clear" w:color="auto" w:fill="E8E8E8" w:themeFill="background2"/>
             <w:noWrap/>
             <w:vAlign w:val="bottom"/>
             <w:hideMark/>
@@ -2434,7 +2825,7 @@
           <w:tcPr>
             <w:tcW w:w="1548" w:type="dxa"/>
             <w:tcBorders>
-              <w:top w:val="nil"/>
+              <w:top w:val="single" w:sz="4" w:space="0" w:color="000000"/>
               <w:left w:val="nil"/>
               <w:bottom w:val="nil"/>
               <w:right w:val="nil"/>
@@ -2468,7 +2859,7 @@
           <w:tcPr>
             <w:tcW w:w="3411" w:type="dxa"/>
             <w:tcBorders>
-              <w:top w:val="nil"/>
+              <w:top w:val="single" w:sz="4" w:space="0" w:color="000000"/>
               <w:left w:val="nil"/>
               <w:bottom w:val="nil"/>
               <w:right w:val="nil"/>
@@ -2502,7 +2893,7 @@
           <w:tcPr>
             <w:tcW w:w="1060" w:type="dxa"/>
             <w:tcBorders>
-              <w:top w:val="nil"/>
+              <w:top w:val="single" w:sz="4" w:space="0" w:color="000000"/>
               <w:left w:val="nil"/>
               <w:bottom w:val="nil"/>
               <w:right w:val="nil"/>
@@ -2864,7 +3255,6 @@
             <w:tcBorders>
               <w:top w:val="nil"/>
               <w:left w:val="nil"/>
-              <w:bottom w:val="nil"/>
               <w:right w:val="nil"/>
             </w:tcBorders>
             <w:noWrap/>
@@ -2898,7 +3288,6 @@
             <w:tcBorders>
               <w:top w:val="nil"/>
               <w:left w:val="nil"/>
-              <w:bottom w:val="nil"/>
               <w:right w:val="nil"/>
             </w:tcBorders>
             <w:noWrap/>
@@ -2932,7 +3321,6 @@
             <w:tcBorders>
               <w:top w:val="nil"/>
               <w:left w:val="nil"/>
-              <w:bottom w:val="nil"/>
               <w:right w:val="nil"/>
             </w:tcBorders>
             <w:noWrap/>
@@ -2971,7 +3359,7 @@
             <w:tcBorders>
               <w:top w:val="nil"/>
               <w:left w:val="nil"/>
-              <w:bottom w:val="nil"/>
+              <w:bottom w:val="single" w:sz="12" w:space="0" w:color="000000"/>
               <w:right w:val="nil"/>
             </w:tcBorders>
             <w:noWrap/>
@@ -3005,7 +3393,7 @@
             <w:tcBorders>
               <w:top w:val="nil"/>
               <w:left w:val="nil"/>
-              <w:bottom w:val="nil"/>
+              <w:bottom w:val="single" w:sz="12" w:space="0" w:color="000000"/>
               <w:right w:val="nil"/>
             </w:tcBorders>
             <w:noWrap/>
@@ -3039,7 +3427,7 @@
             <w:tcBorders>
               <w:top w:val="nil"/>
               <w:left w:val="nil"/>
-              <w:bottom w:val="nil"/>
+              <w:bottom w:val="single" w:sz="12" w:space="0" w:color="000000"/>
               <w:right w:val="nil"/>
             </w:tcBorders>
             <w:noWrap/>
@@ -3072,6 +3460,50 @@
     <w:p>
       <w:pPr>
         <w:pStyle w:val="NormalWeb"/>
+        <w:rPr>
+          <w:szCs w:val="20"/>
+        </w:rPr>
+      </w:pPr>
+    </w:p>
+    <w:p>
+      <w:pPr>
+        <w:pStyle w:val="NormalWeb"/>
+        <w:rPr>
+          <w:szCs w:val="20"/>
+        </w:rPr>
+      </w:pPr>
+    </w:p>
+    <w:p>
+      <w:pPr>
+        <w:pStyle w:val="NormalWeb"/>
+        <w:rPr>
+          <w:szCs w:val="20"/>
+        </w:rPr>
+      </w:pPr>
+    </w:p>
+    <w:p>
+      <w:pPr>
+        <w:pStyle w:val="NormalWeb"/>
+        <w:ind w:left="2550"/>
+        <w:jc w:val="both"/>
+        <w:rPr>
+          <w:szCs w:val="20"/>
+        </w:rPr>
+      </w:pPr>
+    </w:p>
+    <w:p>
+      <w:pPr>
+        <w:pStyle w:val="NormalWeb"/>
+        <w:ind w:left="2550"/>
+        <w:jc w:val="both"/>
+        <w:rPr>
+          <w:szCs w:val="20"/>
+        </w:rPr>
+      </w:pPr>
+    </w:p>
+    <w:p>
+      <w:pPr>
+        <w:pStyle w:val="NormalWeb"/>
         <w:jc w:val="both"/>
         <w:rPr>
           <w:rFonts w:ascii="Palatino Linotype" w:hAnsi="Palatino Linotype"/>
@@ -3087,43 +3519,7 @@
           <w:sz w:val="20"/>
           <w:szCs w:val="20"/>
         </w:rPr>
-        <w:t xml:space="preserve">En la </w:t>
-      </w:r>
-      <w:r>
-        <w:rPr>
-          <w:rFonts w:ascii="Palatino Linotype" w:hAnsi="Palatino Linotype"/>
-          <w:color w:val="000000"/>
-          <w:sz w:val="20"/>
-          <w:szCs w:val="20"/>
-        </w:rPr>
-        <w:t>t</w:t>
-      </w:r>
-      <w:r>
-        <w:rPr>
-          <w:rFonts w:ascii="Palatino Linotype" w:hAnsi="Palatino Linotype"/>
-          <w:color w:val="000000"/>
-          <w:sz w:val="20"/>
-          <w:szCs w:val="20"/>
-        </w:rPr>
-        <w:t>abla 1, se observan los estadísticos descriptivos obtenidos de energía, grasa total, grasas saturadas, azúcares y proteínas para las cuatro categorías de bebidas analizadas</w:t>
-      </w:r>
-      <w:r>
-        <w:rPr>
-          <w:rFonts w:ascii="Palatino Linotype" w:hAnsi="Palatino Linotype"/>
-          <w:color w:val="000000"/>
-          <w:sz w:val="20"/>
-          <w:szCs w:val="20"/>
-        </w:rPr>
-        <w:t>, junto al número de productos correspondientes</w:t>
-      </w:r>
-      <w:r>
-        <w:rPr>
-          <w:rFonts w:ascii="Palatino Linotype" w:hAnsi="Palatino Linotype"/>
-          <w:color w:val="000000"/>
-          <w:sz w:val="20"/>
-          <w:szCs w:val="20"/>
-        </w:rPr>
-        <w:t xml:space="preserve">, expresados como media </w:t>
+        <w:t xml:space="preserve">En la tabla 1, se observan los estadísticos descriptivos obtenidos de energía, grasa total, grasas saturadas, azúcares y proteínas para las cuatro categorías de bebidas analizadas, junto al número de productos correspondientes, expresados como media </w:t>
       </w:r>
       <w:r>
         <w:rPr>
@@ -3132,16 +3528,7 @@
           <w:sz w:val="18"/>
           <w:szCs w:val="18"/>
         </w:rPr>
-        <w:t xml:space="preserve">± </w:t>
-      </w:r>
-      <w:r>
-        <w:rPr>
-          <w:rFonts w:ascii="Palatino Linotype" w:hAnsi="Palatino Linotype" w:cs="Calibri"/>
-          <w:color w:val="000000"/>
-          <w:sz w:val="18"/>
-          <w:szCs w:val="18"/>
-        </w:rPr>
-        <w:t xml:space="preserve">desviación estándar. </w:t>
+        <w:t xml:space="preserve">± desviación estándar. </w:t>
       </w:r>
     </w:p>
     <w:p>
@@ -3162,17 +3549,20 @@
           <w:sz w:val="20"/>
           <w:szCs w:val="20"/>
         </w:rPr>
-        <w:t>Las bebidas de almendra presentaron la mayor variabilidad</w:t>
+        <w:t>Las bebidas de almendra presentaron la mayor variabilidad en proteínas, así como el menor contenido medio energético (42.3 kcal/100mL). El menor contenido medio proteico lo presentaron las bebidas de avena (1.03g/100mL), mientras que las bebidas de soja presentaron un contenido medio proteico superior a los otros tipos de bebidas vegetales (3,27g/100mL), con un valor muy similar al contenido proteico de la leche de vaca (3,24g/100mL), y la mayor variabilidad para azúcares. La leche de vaca, por su lado, presentó el mayor contenido medio en grasas saturadas (1.32g/100mL).</w:t>
       </w:r>
-      <w:r>
+    </w:p>
+    <w:p>
+      <w:pPr>
+        <w:pStyle w:val="NormalWeb"/>
+        <w:jc w:val="both"/>
         <w:rPr>
           <w:rFonts w:ascii="Palatino Linotype" w:hAnsi="Palatino Linotype"/>
           <w:color w:val="000000"/>
           <w:sz w:val="20"/>
           <w:szCs w:val="20"/>
         </w:rPr>
-        <w:t xml:space="preserve"> en</w:t>
-      </w:r>
+      </w:pPr>
       <w:r>
         <w:rPr>
           <w:rFonts w:ascii="Palatino Linotype" w:hAnsi="Palatino Linotype"/>
@@ -3180,17 +3570,20 @@
           <w:sz w:val="20"/>
           <w:szCs w:val="20"/>
         </w:rPr>
-        <w:t xml:space="preserve"> </w:t>
+        <w:t>En la tabla 2, se observan los resultados obtenidos de la prueba de Kruskal-Wallis. Se mostraron diferencias estadísticamente significativas entre los tipos de bebidas para las grasas saturadas y las proteínas (p &lt; 0.001). Además, en ambos casos, también se observó un tamaño del efecto elevado. Para la energía (p = 0.104), las grasas totales (p = 0.541) y los azúcares (p = 0.207), no se obtuvieron diferencias estadísticamente significativas.</w:t>
       </w:r>
-      <w:r>
+    </w:p>
+    <w:p>
+      <w:pPr>
+        <w:pStyle w:val="NormalWeb"/>
+        <w:jc w:val="both"/>
         <w:rPr>
           <w:rFonts w:ascii="Palatino Linotype" w:hAnsi="Palatino Linotype"/>
           <w:color w:val="000000"/>
           <w:sz w:val="20"/>
           <w:szCs w:val="20"/>
         </w:rPr>
-        <w:t>proteínas,</w:t>
-      </w:r>
+      </w:pPr>
       <w:r>
         <w:rPr>
           <w:rFonts w:ascii="Palatino Linotype" w:hAnsi="Palatino Linotype"/>
@@ -3198,7 +3591,7 @@
           <w:sz w:val="20"/>
           <w:szCs w:val="20"/>
         </w:rPr>
-        <w:t xml:space="preserve"> así como el menor contenido</w:t>
+        <w:t xml:space="preserve">Con esto, se realizó la prueba de Dunn para obtener comparaciones múltiples post hoc (Tabla 3). Considerando en conjunto los resultados de la tabla 3 y los valores medios observados en la tabla </w:t>
       </w:r>
       <w:r>
         <w:rPr>
@@ -3207,436 +3600,24 @@
           <w:sz w:val="20"/>
           <w:szCs w:val="20"/>
         </w:rPr>
-        <w:t xml:space="preserve"> medio</w:t>
+        <w:lastRenderedPageBreak/>
+        <w:t xml:space="preserve">1, la leche de vaca presentó un contenido de grasas saturadas significativamente superior al de las bebidas de almendra y las bebidas de avena. Por su lado, el valor proteico para las bebidas de soja y la leche de vaca presentó valores significativamente superiores al de las bebidas de </w:t>
       </w:r>
       <w:r>
         <w:rPr>
-          <w:rFonts w:ascii="Palatino Linotype" w:hAnsi="Palatino Linotype"/>
           <w:color w:val="000000"/>
-          <w:sz w:val="20"/>
-          <w:szCs w:val="20"/>
-        </w:rPr>
-        <w:t xml:space="preserve"> energético </w:t>
-      </w:r>
-      <w:r>
-        <w:rPr>
-          <w:rFonts w:ascii="Palatino Linotype" w:hAnsi="Palatino Linotype"/>
-          <w:color w:val="000000"/>
-          <w:sz w:val="20"/>
-          <w:szCs w:val="20"/>
-        </w:rPr>
-        <w:t>(42.3</w:t>
-      </w:r>
-      <w:r>
-        <w:rPr>
-          <w:rFonts w:ascii="Palatino Linotype" w:hAnsi="Palatino Linotype"/>
-          <w:color w:val="000000"/>
-          <w:sz w:val="20"/>
-          <w:szCs w:val="20"/>
-        </w:rPr>
-        <w:t xml:space="preserve"> kcal/100mL)</w:t>
-      </w:r>
-      <w:r>
-        <w:rPr>
-          <w:rFonts w:ascii="Palatino Linotype" w:hAnsi="Palatino Linotype"/>
-          <w:color w:val="000000"/>
-          <w:sz w:val="20"/>
-          <w:szCs w:val="20"/>
-        </w:rPr>
-        <w:t>. El menor contenido medio proteico lo presentaron las bebidas de avena</w:t>
-      </w:r>
-      <w:r>
-        <w:rPr>
-          <w:rFonts w:ascii="Palatino Linotype" w:hAnsi="Palatino Linotype"/>
-          <w:color w:val="000000"/>
-          <w:sz w:val="20"/>
-          <w:szCs w:val="20"/>
-        </w:rPr>
-        <w:t xml:space="preserve"> (</w:t>
-      </w:r>
-      <w:r>
-        <w:rPr>
-          <w:rFonts w:ascii="Palatino Linotype" w:hAnsi="Palatino Linotype"/>
-          <w:color w:val="000000"/>
-          <w:sz w:val="20"/>
-          <w:szCs w:val="20"/>
-        </w:rPr>
-        <w:t>1.03g/100mL</w:t>
-      </w:r>
-      <w:r>
-        <w:rPr>
-          <w:rFonts w:ascii="Palatino Linotype" w:hAnsi="Palatino Linotype"/>
-          <w:color w:val="000000"/>
-          <w:sz w:val="20"/>
-          <w:szCs w:val="20"/>
-        </w:rPr>
-        <w:t>)</w:t>
-      </w:r>
-      <w:r>
-        <w:rPr>
-          <w:rFonts w:ascii="Palatino Linotype" w:hAnsi="Palatino Linotype"/>
-          <w:color w:val="000000"/>
-          <w:sz w:val="20"/>
-          <w:szCs w:val="20"/>
-        </w:rPr>
-        <w:t xml:space="preserve">, mientras que las bebidas de soja presentaron un contenido medio </w:t>
-      </w:r>
-      <w:r>
-        <w:rPr>
-          <w:rFonts w:ascii="Palatino Linotype" w:hAnsi="Palatino Linotype"/>
-          <w:color w:val="000000"/>
-          <w:sz w:val="20"/>
-          <w:szCs w:val="20"/>
-        </w:rPr>
-        <w:t>proteico superior</w:t>
-      </w:r>
-      <w:r>
-        <w:rPr>
-          <w:rFonts w:ascii="Palatino Linotype" w:hAnsi="Palatino Linotype"/>
-          <w:color w:val="000000"/>
-          <w:sz w:val="20"/>
-          <w:szCs w:val="20"/>
-        </w:rPr>
-        <w:t xml:space="preserve"> a los otros tipos de bebidas vegetales</w:t>
-      </w:r>
-      <w:r>
-        <w:rPr>
-          <w:rFonts w:ascii="Palatino Linotype" w:hAnsi="Palatino Linotype"/>
-          <w:color w:val="000000"/>
-          <w:sz w:val="20"/>
-          <w:szCs w:val="20"/>
-        </w:rPr>
-        <w:t xml:space="preserve"> (3</w:t>
-      </w:r>
-      <w:r>
-        <w:rPr>
-          <w:rFonts w:ascii="Palatino Linotype" w:hAnsi="Palatino Linotype"/>
-          <w:color w:val="000000"/>
-          <w:sz w:val="20"/>
-          <w:szCs w:val="20"/>
-        </w:rPr>
-        <w:t>,27g</w:t>
-      </w:r>
-      <w:r>
-        <w:rPr>
-          <w:rFonts w:ascii="Palatino Linotype" w:hAnsi="Palatino Linotype"/>
-          <w:color w:val="000000"/>
-          <w:sz w:val="20"/>
-          <w:szCs w:val="20"/>
-        </w:rPr>
-        <w:t>/100mL</w:t>
-      </w:r>
-      <w:r>
-        <w:rPr>
-          <w:rFonts w:ascii="Palatino Linotype" w:hAnsi="Palatino Linotype"/>
-          <w:color w:val="000000"/>
-          <w:sz w:val="20"/>
-          <w:szCs w:val="20"/>
-        </w:rPr>
-        <w:t>), con un</w:t>
-      </w:r>
-      <w:r>
-        <w:rPr>
-          <w:rFonts w:ascii="Palatino Linotype" w:hAnsi="Palatino Linotype"/>
-          <w:color w:val="000000"/>
-          <w:sz w:val="20"/>
-          <w:szCs w:val="20"/>
-        </w:rPr>
-        <w:t xml:space="preserve"> valor muy similar al contenido proteico de la leche de vaca (3,24g/100mL)</w:t>
-      </w:r>
-      <w:r>
-        <w:rPr>
-          <w:rFonts w:ascii="Palatino Linotype" w:hAnsi="Palatino Linotype"/>
-          <w:color w:val="000000"/>
-          <w:sz w:val="20"/>
-          <w:szCs w:val="20"/>
-        </w:rPr>
-        <w:t xml:space="preserve">, y la mayor variabilidad para azúcares. </w:t>
-      </w:r>
-      <w:r>
-        <w:rPr>
-          <w:rFonts w:ascii="Palatino Linotype" w:hAnsi="Palatino Linotype"/>
-          <w:color w:val="000000"/>
-          <w:sz w:val="20"/>
-          <w:szCs w:val="20"/>
-        </w:rPr>
-        <w:t xml:space="preserve">La leche de </w:t>
-      </w:r>
-      <w:r>
-        <w:rPr>
-          <w:rFonts w:ascii="Palatino Linotype" w:hAnsi="Palatino Linotype"/>
-          <w:color w:val="000000"/>
-          <w:sz w:val="20"/>
-          <w:szCs w:val="20"/>
-        </w:rPr>
-        <w:t xml:space="preserve">vaca, </w:t>
-      </w:r>
-      <w:r>
-        <w:rPr>
-          <w:rFonts w:ascii="Palatino Linotype" w:hAnsi="Palatino Linotype"/>
-          <w:color w:val="000000"/>
-          <w:sz w:val="20"/>
-          <w:szCs w:val="20"/>
-        </w:rPr>
-        <w:t>por su lado</w:t>
-      </w:r>
-      <w:r>
-        <w:rPr>
-          <w:rFonts w:ascii="Palatino Linotype" w:hAnsi="Palatino Linotype"/>
-          <w:color w:val="000000"/>
-          <w:sz w:val="20"/>
-          <w:szCs w:val="20"/>
-        </w:rPr>
-        <w:t xml:space="preserve">, </w:t>
-      </w:r>
-      <w:r>
-        <w:rPr>
-          <w:rFonts w:ascii="Palatino Linotype" w:hAnsi="Palatino Linotype"/>
-          <w:color w:val="000000"/>
-          <w:sz w:val="20"/>
-          <w:szCs w:val="20"/>
-        </w:rPr>
-        <w:t xml:space="preserve">presentó el mayor contenido medio en grasas saturadas </w:t>
-      </w:r>
-      <w:r>
-        <w:rPr>
-          <w:rFonts w:ascii="Palatino Linotype" w:hAnsi="Palatino Linotype"/>
-          <w:color w:val="000000"/>
-          <w:sz w:val="20"/>
-          <w:szCs w:val="20"/>
-        </w:rPr>
-        <w:t>(</w:t>
-      </w:r>
-      <w:r>
-        <w:rPr>
-          <w:rFonts w:ascii="Palatino Linotype" w:hAnsi="Palatino Linotype"/>
-          <w:color w:val="000000"/>
-          <w:sz w:val="20"/>
-          <w:szCs w:val="20"/>
-        </w:rPr>
-        <w:t>1.32g</w:t>
-      </w:r>
-      <w:r>
-        <w:rPr>
-          <w:rFonts w:ascii="Palatino Linotype" w:hAnsi="Palatino Linotype"/>
-          <w:color w:val="000000"/>
-          <w:sz w:val="20"/>
-          <w:szCs w:val="20"/>
-        </w:rPr>
-        <w:t>/100mL</w:t>
-      </w:r>
-      <w:r>
-        <w:rPr>
-          <w:rFonts w:ascii="Palatino Linotype" w:hAnsi="Palatino Linotype"/>
-          <w:color w:val="000000"/>
-          <w:sz w:val="20"/>
-          <w:szCs w:val="20"/>
-        </w:rPr>
-        <w:t>).</w:t>
-      </w:r>
-    </w:p>
-    <w:p>
-      <w:pPr>
-        <w:pStyle w:val="NormalWeb"/>
-        <w:jc w:val="both"/>
-        <w:rPr>
-          <w:rFonts w:ascii="Palatino Linotype" w:hAnsi="Palatino Linotype"/>
-          <w:color w:val="000000"/>
-          <w:sz w:val="20"/>
-          <w:szCs w:val="20"/>
-        </w:rPr>
-      </w:pPr>
-      <w:r>
-        <w:rPr>
-          <w:rFonts w:ascii="Palatino Linotype" w:hAnsi="Palatino Linotype"/>
-          <w:color w:val="000000"/>
-          <w:sz w:val="20"/>
-          <w:szCs w:val="20"/>
-        </w:rPr>
-        <w:t xml:space="preserve">En la </w:t>
-      </w:r>
-      <w:r>
-        <w:rPr>
-          <w:rFonts w:ascii="Palatino Linotype" w:hAnsi="Palatino Linotype"/>
-          <w:color w:val="000000"/>
-          <w:sz w:val="20"/>
-          <w:szCs w:val="20"/>
-        </w:rPr>
-        <w:t>t</w:t>
-      </w:r>
-      <w:r>
-        <w:rPr>
-          <w:rFonts w:ascii="Palatino Linotype" w:hAnsi="Palatino Linotype"/>
-          <w:color w:val="000000"/>
-          <w:sz w:val="20"/>
-          <w:szCs w:val="20"/>
-        </w:rPr>
-        <w:t xml:space="preserve">abla 2, se observan los resultados </w:t>
-      </w:r>
-      <w:r>
-        <w:rPr>
-          <w:rFonts w:ascii="Palatino Linotype" w:hAnsi="Palatino Linotype"/>
-          <w:color w:val="000000"/>
-          <w:sz w:val="20"/>
-          <w:szCs w:val="20"/>
-        </w:rPr>
-        <w:t xml:space="preserve">obtenidos </w:t>
-      </w:r>
-      <w:r>
-        <w:rPr>
-          <w:rFonts w:ascii="Palatino Linotype" w:hAnsi="Palatino Linotype"/>
-          <w:color w:val="000000"/>
-          <w:sz w:val="20"/>
-          <w:szCs w:val="20"/>
-        </w:rPr>
-        <w:t>de la prueba de Kruskal-Wallis</w:t>
-      </w:r>
-      <w:r>
-        <w:rPr>
-          <w:rFonts w:ascii="Palatino Linotype" w:hAnsi="Palatino Linotype"/>
-          <w:color w:val="000000"/>
-          <w:sz w:val="20"/>
-          <w:szCs w:val="20"/>
-        </w:rPr>
-        <w:t>. Se mostraron diferencias estadísticamente significativas entre los tipos de bebidas para las grasas saturadas y las proteínas</w:t>
-      </w:r>
-      <w:r>
-        <w:rPr>
-          <w:rFonts w:ascii="Palatino Linotype" w:hAnsi="Palatino Linotype"/>
-          <w:color w:val="000000"/>
-          <w:sz w:val="20"/>
-          <w:szCs w:val="20"/>
-        </w:rPr>
-        <w:t xml:space="preserve"> (</w:t>
-      </w:r>
-      <w:r>
-        <w:rPr>
-          <w:rFonts w:ascii="Palatino Linotype" w:hAnsi="Palatino Linotype"/>
-          <w:color w:val="000000"/>
-          <w:sz w:val="20"/>
-          <w:szCs w:val="20"/>
-        </w:rPr>
-        <w:t>p</w:t>
-      </w:r>
-      <w:r>
-        <w:rPr>
-          <w:rFonts w:ascii="Palatino Linotype" w:hAnsi="Palatino Linotype"/>
-          <w:color w:val="000000"/>
-          <w:sz w:val="20"/>
-          <w:szCs w:val="20"/>
-        </w:rPr>
-        <w:t xml:space="preserve"> </w:t>
-      </w:r>
-      <w:r>
-        <w:rPr>
-          <w:rFonts w:ascii="Palatino Linotype" w:hAnsi="Palatino Linotype"/>
-          <w:color w:val="000000"/>
-          <w:sz w:val="20"/>
-          <w:szCs w:val="20"/>
-        </w:rPr>
-        <w:t>&lt; 0.001</w:t>
-      </w:r>
-      <w:r>
-        <w:rPr>
-          <w:rFonts w:ascii="Palatino Linotype" w:hAnsi="Palatino Linotype"/>
-          <w:color w:val="000000"/>
-          <w:sz w:val="20"/>
-          <w:szCs w:val="20"/>
-        </w:rPr>
-        <w:t xml:space="preserve">). </w:t>
-      </w:r>
-      <w:r>
-        <w:rPr>
-          <w:rFonts w:ascii="Palatino Linotype" w:hAnsi="Palatino Linotype"/>
-          <w:color w:val="000000"/>
-          <w:sz w:val="20"/>
-          <w:szCs w:val="20"/>
-        </w:rPr>
-        <w:t>Además, en ambos casos, también se observ</w:t>
-      </w:r>
-      <w:r>
-        <w:rPr>
-          <w:rFonts w:ascii="Palatino Linotype" w:hAnsi="Palatino Linotype"/>
-          <w:color w:val="000000"/>
-          <w:sz w:val="20"/>
-          <w:szCs w:val="20"/>
-        </w:rPr>
-        <w:t>ó</w:t>
-      </w:r>
-      <w:r>
-        <w:rPr>
-          <w:rFonts w:ascii="Palatino Linotype" w:hAnsi="Palatino Linotype"/>
-          <w:color w:val="000000"/>
-          <w:sz w:val="20"/>
-          <w:szCs w:val="20"/>
-        </w:rPr>
-        <w:t xml:space="preserve"> un </w:t>
-      </w:r>
-      <w:r>
-        <w:rPr>
-          <w:rFonts w:ascii="Palatino Linotype" w:hAnsi="Palatino Linotype"/>
-          <w:color w:val="000000"/>
-          <w:sz w:val="20"/>
-          <w:szCs w:val="20"/>
-        </w:rPr>
-        <w:t>tamaño del</w:t>
-      </w:r>
-      <w:r>
-        <w:rPr>
-          <w:rFonts w:ascii="Palatino Linotype" w:hAnsi="Palatino Linotype"/>
-          <w:color w:val="000000"/>
-          <w:sz w:val="20"/>
-          <w:szCs w:val="20"/>
-        </w:rPr>
-        <w:t xml:space="preserve"> efecto elevado. Para la energía (p = 0.104</w:t>
-      </w:r>
-      <w:r>
-        <w:rPr>
-          <w:rFonts w:ascii="Palatino Linotype" w:hAnsi="Palatino Linotype"/>
-          <w:color w:val="000000"/>
-          <w:sz w:val="20"/>
-          <w:szCs w:val="20"/>
-        </w:rPr>
-        <w:t>),</w:t>
-      </w:r>
-      <w:r>
-        <w:rPr>
-          <w:rFonts w:ascii="Palatino Linotype" w:hAnsi="Palatino Linotype"/>
-          <w:color w:val="000000"/>
-          <w:sz w:val="20"/>
-          <w:szCs w:val="20"/>
-        </w:rPr>
-        <w:t xml:space="preserve"> las grasas totales (p = 0.541) y los azúcares (p = 0.207), no se obtuvieron diferencias estadísticamente significativas.</w:t>
-      </w:r>
-    </w:p>
-    <w:p>
-      <w:pPr>
-        <w:pStyle w:val="NormalWeb"/>
-        <w:jc w:val="both"/>
-        <w:rPr>
-          <w:rFonts w:ascii="Palatino Linotype" w:hAnsi="Palatino Linotype"/>
-          <w:color w:val="000000"/>
-          <w:sz w:val="20"/>
-          <w:szCs w:val="20"/>
-        </w:rPr>
-      </w:pPr>
-      <w:r>
-        <w:rPr>
-          <w:noProof/>
-          <w:color w:val="000000"/>
-        </w:rPr>
-        <w:lastRenderedPageBreak/>
+        </w:rPr>
         <w:drawing>
-          <wp:anchor distT="0" distB="0" distL="114300" distR="114300" simplePos="0" relativeHeight="251658240" behindDoc="0" locked="0" layoutInCell="1" allowOverlap="1" wp14:anchorId="4D3E49ED" wp14:editId="0B4515EC">
+          <wp:anchor distT="0" distB="0" distL="114300" distR="114300" simplePos="0" relativeHeight="251659264" behindDoc="0" locked="0" layoutInCell="1" allowOverlap="1" wp14:anchorId="3A5AE694" wp14:editId="47547EB2">
             <wp:simplePos x="0" y="0"/>
             <wp:positionH relativeFrom="column">
-              <wp:posOffset>267335</wp:posOffset>
+              <wp:posOffset>-339725</wp:posOffset>
             </wp:positionH>
             <wp:positionV relativeFrom="paragraph">
-              <wp:posOffset>1217295</wp:posOffset>
+              <wp:posOffset>912636</wp:posOffset>
             </wp:positionV>
-            <wp:extent cx="4933315" cy="3170555"/>
-            <wp:effectExtent l="0" t="0" r="0" b="4445"/>
+            <wp:extent cx="6005195" cy="3858895"/>
+            <wp:effectExtent l="0" t="0" r="1905" b="1905"/>
             <wp:wrapSquare wrapText="bothSides"/>
             <wp:docPr id="1567542812" name="Imagen 3"/>
             <wp:cNvGraphicFramePr>
@@ -3664,7 +3645,7 @@
                   <pic:spPr>
                     <a:xfrm>
                       <a:off x="0" y="0"/>
-                      <a:ext cx="4933315" cy="3170555"/>
+                      <a:ext cx="6005195" cy="3858895"/>
                     </a:xfrm>
                     <a:prstGeom prst="rect">
                       <a:avLst/>
@@ -3689,152 +3670,41 @@
           <w:sz w:val="20"/>
           <w:szCs w:val="20"/>
         </w:rPr>
-        <w:t xml:space="preserve">Con esto, se realizó la prueba de Dunn para obtener comparaciones múltiples post hoc (Tabla 3). </w:t>
-      </w:r>
-      <w:r>
-        <w:rPr>
-          <w:rFonts w:ascii="Palatino Linotype" w:hAnsi="Palatino Linotype"/>
-          <w:color w:val="000000"/>
-          <w:sz w:val="20"/>
-          <w:szCs w:val="20"/>
-        </w:rPr>
-        <w:t>Co</w:t>
-      </w:r>
-      <w:r>
-        <w:rPr>
-          <w:rFonts w:ascii="Palatino Linotype" w:hAnsi="Palatino Linotype"/>
-          <w:color w:val="000000"/>
-          <w:sz w:val="20"/>
-          <w:szCs w:val="20"/>
-        </w:rPr>
-        <w:t xml:space="preserve">nsiderando en conjunto </w:t>
-      </w:r>
-      <w:r>
-        <w:rPr>
-          <w:rFonts w:ascii="Palatino Linotype" w:hAnsi="Palatino Linotype"/>
-          <w:color w:val="000000"/>
-          <w:sz w:val="20"/>
-          <w:szCs w:val="20"/>
-        </w:rPr>
-        <w:t xml:space="preserve">los resultados de la </w:t>
-      </w:r>
-      <w:r>
-        <w:rPr>
-          <w:rFonts w:ascii="Palatino Linotype" w:hAnsi="Palatino Linotype"/>
-          <w:color w:val="000000"/>
-          <w:sz w:val="20"/>
-          <w:szCs w:val="20"/>
-        </w:rPr>
-        <w:t>t</w:t>
-      </w:r>
-      <w:r>
-        <w:rPr>
-          <w:rFonts w:ascii="Palatino Linotype" w:hAnsi="Palatino Linotype"/>
-          <w:color w:val="000000"/>
-          <w:sz w:val="20"/>
-          <w:szCs w:val="20"/>
-        </w:rPr>
-        <w:t xml:space="preserve">abla 3 </w:t>
-      </w:r>
-      <w:r>
-        <w:rPr>
-          <w:rFonts w:ascii="Palatino Linotype" w:hAnsi="Palatino Linotype"/>
-          <w:color w:val="000000"/>
-          <w:sz w:val="20"/>
-          <w:szCs w:val="20"/>
-        </w:rPr>
-        <w:t>y</w:t>
-      </w:r>
-      <w:r>
-        <w:rPr>
-          <w:rFonts w:ascii="Palatino Linotype" w:hAnsi="Palatino Linotype"/>
-          <w:color w:val="000000"/>
-          <w:sz w:val="20"/>
-          <w:szCs w:val="20"/>
-        </w:rPr>
-        <w:t xml:space="preserve"> los valores medios observados en la </w:t>
-      </w:r>
-      <w:r>
-        <w:rPr>
-          <w:rFonts w:ascii="Palatino Linotype" w:hAnsi="Palatino Linotype"/>
-          <w:color w:val="000000"/>
-          <w:sz w:val="20"/>
-          <w:szCs w:val="20"/>
-        </w:rPr>
-        <w:t>t</w:t>
-      </w:r>
-      <w:r>
-        <w:rPr>
-          <w:rFonts w:ascii="Palatino Linotype" w:hAnsi="Palatino Linotype"/>
-          <w:color w:val="000000"/>
-          <w:sz w:val="20"/>
-          <w:szCs w:val="20"/>
-        </w:rPr>
-        <w:t>abla 1,</w:t>
-      </w:r>
-      <w:r>
-        <w:rPr>
-          <w:rFonts w:ascii="Palatino Linotype" w:hAnsi="Palatino Linotype"/>
-          <w:color w:val="000000"/>
-          <w:sz w:val="20"/>
-          <w:szCs w:val="20"/>
-        </w:rPr>
-        <w:t xml:space="preserve"> la leche de vaca presentó un contenido de grasas saturadas significativamente superior al de las bebidas de almendra y las bebidas de avena. Por su lado, el valor proteico para las bebidas de soja y la leche de vaca presentó </w:t>
-      </w:r>
-      <w:r>
-        <w:rPr>
-          <w:rFonts w:ascii="Palatino Linotype" w:hAnsi="Palatino Linotype"/>
-          <w:color w:val="000000"/>
-          <w:sz w:val="20"/>
-          <w:szCs w:val="20"/>
-        </w:rPr>
-        <w:t>valores significativamente superiores</w:t>
-      </w:r>
-      <w:r>
-        <w:rPr>
-          <w:rFonts w:ascii="Palatino Linotype" w:hAnsi="Palatino Linotype"/>
-          <w:color w:val="000000"/>
-          <w:sz w:val="20"/>
-          <w:szCs w:val="20"/>
-        </w:rPr>
-        <w:t xml:space="preserve"> al de las bebidas de almendra y avena.</w:t>
+        <w:t>almendra y avena.</w:t>
       </w:r>
     </w:p>
     <w:p>
       <w:pPr>
         <w:pStyle w:val="Descripcin"/>
         <w:keepNext/>
-        <w:jc w:val="center"/>
+        <w:spacing w:after="0"/>
         <w:rPr>
           <w:rFonts w:ascii="Palatino Linotype" w:hAnsi="Palatino Linotype"/>
           <w:color w:val="000000" w:themeColor="text1"/>
+          <w:sz w:val="18"/>
+          <w:szCs w:val="18"/>
+          <w:lang w:val="es-ES"/>
         </w:rPr>
       </w:pPr>
       <w:r>
         <w:rPr>
           <w:rFonts w:ascii="Palatino Linotype" w:hAnsi="Palatino Linotype"/>
           <w:color w:val="000000" w:themeColor="text1"/>
-        </w:rPr>
-        <w:t xml:space="preserve">Figura </w:t>
+          <w:sz w:val="18"/>
+          <w:szCs w:val="18"/>
+          <w:lang w:val="es-ES"/>
+        </w:rPr>
+        <w:t xml:space="preserve">Figura 2. </w:t>
       </w:r>
       <w:r>
         <w:rPr>
           <w:rFonts w:ascii="Palatino Linotype" w:hAnsi="Palatino Linotype"/>
+          <w:b w:val="0"/>
+          <w:bCs w:val="0"/>
           <w:color w:val="000000" w:themeColor="text1"/>
-        </w:rPr>
-        <w:t>2</w:t>
-      </w:r>
-      <w:r>
-        <w:rPr>
-          <w:rFonts w:ascii="Palatino Linotype" w:hAnsi="Palatino Linotype"/>
-          <w:color w:val="000000" w:themeColor="text1"/>
-        </w:rPr>
-        <w:t xml:space="preserve">. </w:t>
-      </w:r>
-      <w:r>
-        <w:rPr>
-          <w:rFonts w:ascii="Palatino Linotype" w:hAnsi="Palatino Linotype"/>
-          <w:color w:val="000000" w:themeColor="text1"/>
+          <w:sz w:val="18"/>
+          <w:szCs w:val="18"/>
+          <w:lang w:val="es-ES"/>
         </w:rPr>
         <w:t>Distribución de las variables nutricionales según el tipo de bebida analizada</w:t>
       </w:r>
@@ -3855,127 +3725,25 @@
           <w:sz w:val="20"/>
           <w:szCs w:val="20"/>
         </w:rPr>
-        <w:t xml:space="preserve">En la figura </w:t>
+        <w:t xml:space="preserve">En la figura 2 se observa la distribución para las variables nutricionales de energía, grasas totales, grasas saturadas, azúcares y proteínas por 100 </w:t>
       </w:r>
+      <w:proofErr w:type="spellStart"/>
       <w:r>
         <w:rPr>
           <w:rFonts w:ascii="Palatino Linotype" w:hAnsi="Palatino Linotype"/>
           <w:sz w:val="20"/>
           <w:szCs w:val="20"/>
         </w:rPr>
-        <w:t>2</w:t>
+        <w:t>mL</w:t>
       </w:r>
+      <w:proofErr w:type="spellEnd"/>
       <w:r>
         <w:rPr>
           <w:rFonts w:ascii="Palatino Linotype" w:hAnsi="Palatino Linotype"/>
           <w:sz w:val="20"/>
           <w:szCs w:val="20"/>
         </w:rPr>
-        <w:t xml:space="preserve"> se observa la distribución para las variables nutricionales de energía, grasas totales, grasas saturadas, azúcares y proteínas </w:t>
-      </w:r>
-      <w:r>
-        <w:rPr>
-          <w:rFonts w:ascii="Palatino Linotype" w:hAnsi="Palatino Linotype"/>
-          <w:sz w:val="20"/>
-          <w:szCs w:val="20"/>
-        </w:rPr>
-        <w:t>por</w:t>
-      </w:r>
-      <w:r>
-        <w:rPr>
-          <w:rFonts w:ascii="Palatino Linotype" w:hAnsi="Palatino Linotype"/>
-          <w:sz w:val="20"/>
-          <w:szCs w:val="20"/>
-        </w:rPr>
-        <w:t xml:space="preserve"> </w:t>
-      </w:r>
-      <w:r>
-        <w:rPr>
-          <w:rFonts w:ascii="Palatino Linotype" w:hAnsi="Palatino Linotype"/>
-          <w:sz w:val="20"/>
-          <w:szCs w:val="20"/>
-        </w:rPr>
-        <w:t xml:space="preserve">100 mL para </w:t>
-      </w:r>
-      <w:r>
-        <w:rPr>
-          <w:rFonts w:ascii="Palatino Linotype" w:hAnsi="Palatino Linotype"/>
-          <w:sz w:val="20"/>
-          <w:szCs w:val="20"/>
-        </w:rPr>
-        <w:t>cada tipo de bebida analizada. Las bebidas de almendra mostraron una mayor variabilidad en la energía, los azúcares y las proteínas</w:t>
-      </w:r>
-      <w:r>
-        <w:rPr>
-          <w:rFonts w:ascii="Palatino Linotype" w:hAnsi="Palatino Linotype"/>
-          <w:sz w:val="20"/>
-          <w:szCs w:val="20"/>
-        </w:rPr>
-        <w:t xml:space="preserve">. </w:t>
-      </w:r>
-      <w:r>
-        <w:rPr>
-          <w:rFonts w:ascii="Palatino Linotype" w:hAnsi="Palatino Linotype"/>
-          <w:sz w:val="20"/>
-          <w:szCs w:val="20"/>
-        </w:rPr>
-        <w:t xml:space="preserve">A su vez, las bebidas de soja presentaron una distribución más amplia tanto para los azúcares como para las proteínas, mostrando </w:t>
-      </w:r>
-      <w:r>
-        <w:rPr>
-          <w:rFonts w:ascii="Palatino Linotype" w:hAnsi="Palatino Linotype"/>
-          <w:sz w:val="20"/>
-          <w:szCs w:val="20"/>
-        </w:rPr>
-        <w:t xml:space="preserve">contenidos proteicos </w:t>
-      </w:r>
-      <w:r>
-        <w:rPr>
-          <w:rFonts w:ascii="Palatino Linotype" w:hAnsi="Palatino Linotype"/>
-          <w:sz w:val="20"/>
-          <w:szCs w:val="20"/>
-        </w:rPr>
-        <w:t xml:space="preserve">similares </w:t>
-      </w:r>
-      <w:r>
-        <w:rPr>
-          <w:rFonts w:ascii="Palatino Linotype" w:hAnsi="Palatino Linotype"/>
-          <w:sz w:val="20"/>
-          <w:szCs w:val="20"/>
-        </w:rPr>
-        <w:t>a</w:t>
-      </w:r>
-      <w:r>
-        <w:rPr>
-          <w:rFonts w:ascii="Palatino Linotype" w:hAnsi="Palatino Linotype"/>
-          <w:sz w:val="20"/>
-          <w:szCs w:val="20"/>
-        </w:rPr>
-        <w:t xml:space="preserve"> los observados en la leche de vaca. No obstante, las bebidas de avena y la leche de vaca mostraron distribuciones más homogéneas para las 5 variables nutricionales analizadas</w:t>
-      </w:r>
-      <w:r>
-        <w:rPr>
-          <w:rFonts w:ascii="Palatino Linotype" w:hAnsi="Palatino Linotype"/>
-          <w:sz w:val="20"/>
-          <w:szCs w:val="20"/>
-        </w:rPr>
-        <w:t>. En cuanto a las grasas saturadas,</w:t>
-      </w:r>
-      <w:r>
-        <w:rPr>
-          <w:rFonts w:ascii="Palatino Linotype" w:hAnsi="Palatino Linotype"/>
-          <w:sz w:val="20"/>
-          <w:szCs w:val="20"/>
-        </w:rPr>
-        <w:t xml:space="preserve"> la leche de vaca </w:t>
-      </w:r>
-      <w:r>
-        <w:rPr>
-          <w:rFonts w:ascii="Palatino Linotype" w:hAnsi="Palatino Linotype"/>
-          <w:sz w:val="20"/>
-          <w:szCs w:val="20"/>
-        </w:rPr>
-        <w:t>mostró valores superiores en comparación a las bebidas vegetales.</w:t>
+        <w:t xml:space="preserve"> para cada tipo de bebida analizada. Las bebidas de almendra mostraron una mayor variabilidad en la energía, los azúcares y las proteínas. A su vez, las bebidas de soja presentaron una distribución más amplia tanto para los azúcares como para las proteínas, mostrando contenidos proteicos similares a los observados en la leche de vaca. No obstante, las bebidas de avena y la leche de vaca mostraron distribuciones más homogéneas para las 5 variables nutricionales analizadas. En cuanto a las grasas saturadas, la leche de vaca mostró valores superiores en comparación a las bebidas vegetales.</w:t>
       </w:r>
     </w:p>
     <w:p>
@@ -3988,13 +3756,19 @@
         </w:rPr>
       </w:pPr>
       <w:r>
-        <w:rPr>
-          <w:noProof/>
-        </w:rPr>
+        <w:lastRenderedPageBreak/>
         <w:drawing>
-          <wp:inline distT="0" distB="0" distL="0" distR="0" wp14:anchorId="43E436DB" wp14:editId="25195098">
-            <wp:extent cx="2613136" cy="2177716"/>
-            <wp:effectExtent l="0" t="0" r="3175" b="0"/>
+          <wp:anchor distT="0" distB="0" distL="114300" distR="114300" simplePos="0" relativeHeight="251660288" behindDoc="0" locked="0" layoutInCell="1" allowOverlap="1" wp14:anchorId="2F5F40A4" wp14:editId="16CFA6E6">
+            <wp:simplePos x="0" y="0"/>
+            <wp:positionH relativeFrom="column">
+              <wp:posOffset>1000690</wp:posOffset>
+            </wp:positionH>
+            <wp:positionV relativeFrom="paragraph">
+              <wp:posOffset>211</wp:posOffset>
+            </wp:positionV>
+            <wp:extent cx="3148965" cy="2623820"/>
+            <wp:effectExtent l="0" t="0" r="635" b="5080"/>
+            <wp:wrapSquare wrapText="bothSides"/>
             <wp:docPr id="1296488060" name="Imagen 4"/>
             <wp:cNvGraphicFramePr>
               <a:graphicFrameLocks xmlns:a="http://schemas.openxmlformats.org/drawingml/2006/main" noChangeAspect="1"/>
@@ -4021,7 +3795,7 @@
                   <pic:spPr>
                     <a:xfrm>
                       <a:off x="0" y="0"/>
-                      <a:ext cx="2625544" cy="2188056"/>
+                      <a:ext cx="3148965" cy="2623820"/>
                     </a:xfrm>
                     <a:prstGeom prst="rect">
                       <a:avLst/>
@@ -4030,7 +3804,13 @@
                 </pic:pic>
               </a:graphicData>
             </a:graphic>
-          </wp:inline>
+            <wp14:sizeRelH relativeFrom="page">
+              <wp14:pctWidth>0</wp14:pctWidth>
+            </wp14:sizeRelH>
+            <wp14:sizeRelV relativeFrom="page">
+              <wp14:pctHeight>0</wp14:pctHeight>
+            </wp14:sizeRelV>
+          </wp:anchor>
         </w:drawing>
       </w:r>
     </w:p>
@@ -4041,57 +3821,208 @@
         <w:rPr>
           <w:rFonts w:ascii="Palatino Linotype" w:hAnsi="Palatino Linotype"/>
           <w:color w:val="000000" w:themeColor="text1"/>
+          <w:lang w:val="es-ES"/>
+        </w:rPr>
+      </w:pPr>
+    </w:p>
+    <w:p>
+      <w:pPr>
+        <w:pStyle w:val="Descripcin"/>
+        <w:keepNext/>
+        <w:rPr>
+          <w:rFonts w:ascii="Palatino Linotype" w:hAnsi="Palatino Linotype"/>
+          <w:color w:val="000000" w:themeColor="text1"/>
+          <w:lang w:val="es-ES"/>
+        </w:rPr>
+      </w:pPr>
+    </w:p>
+    <w:p>
+      <w:pPr>
+        <w:pStyle w:val="Descripcin"/>
+        <w:keepNext/>
+        <w:rPr>
+          <w:rFonts w:ascii="Palatino Linotype" w:hAnsi="Palatino Linotype"/>
+          <w:color w:val="000000" w:themeColor="text1"/>
+          <w:lang w:val="es-ES"/>
+        </w:rPr>
+      </w:pPr>
+    </w:p>
+    <w:p>
+      <w:pPr>
+        <w:pStyle w:val="Descripcin"/>
+        <w:keepNext/>
+        <w:rPr>
+          <w:rFonts w:ascii="Palatino Linotype" w:hAnsi="Palatino Linotype"/>
+          <w:color w:val="000000" w:themeColor="text1"/>
+          <w:lang w:val="es-ES"/>
+        </w:rPr>
+      </w:pPr>
+    </w:p>
+    <w:p>
+      <w:pPr>
+        <w:pStyle w:val="Descripcin"/>
+        <w:keepNext/>
+        <w:rPr>
+          <w:rFonts w:ascii="Palatino Linotype" w:hAnsi="Palatino Linotype"/>
+          <w:color w:val="000000" w:themeColor="text1"/>
+          <w:lang w:val="es-ES"/>
+        </w:rPr>
+      </w:pPr>
+    </w:p>
+    <w:p>
+      <w:pPr>
+        <w:rPr>
+          <w:lang w:eastAsia="en-US"/>
+        </w:rPr>
+      </w:pPr>
+    </w:p>
+    <w:p>
+      <w:pPr>
+        <w:rPr>
+          <w:lang w:eastAsia="en-US"/>
+        </w:rPr>
+      </w:pPr>
+    </w:p>
+    <w:p>
+      <w:pPr>
+        <w:rPr>
+          <w:lang w:eastAsia="en-US"/>
+        </w:rPr>
+      </w:pPr>
+    </w:p>
+    <w:p>
+      <w:pPr>
+        <w:pStyle w:val="Descripcin"/>
+        <w:keepNext/>
+        <w:spacing w:before="0" w:after="0" w:line="240" w:lineRule="auto"/>
+        <w:ind w:left="2550"/>
+        <w:rPr>
+          <w:rFonts w:ascii="Palatino Linotype" w:hAnsi="Palatino Linotype"/>
+          <w:color w:val="000000" w:themeColor="text1"/>
+          <w:sz w:val="18"/>
+          <w:szCs w:val="18"/>
+          <w:lang w:val="es-ES"/>
+        </w:rPr>
+      </w:pPr>
+    </w:p>
+    <w:p>
+      <w:pPr>
+        <w:pStyle w:val="Descripcin"/>
+        <w:keepNext/>
+        <w:spacing w:before="0" w:after="0" w:line="240" w:lineRule="auto"/>
+        <w:ind w:left="2550"/>
+        <w:rPr>
+          <w:rFonts w:ascii="Palatino Linotype" w:hAnsi="Palatino Linotype"/>
+          <w:color w:val="000000" w:themeColor="text1"/>
+          <w:sz w:val="18"/>
+          <w:szCs w:val="18"/>
+          <w:lang w:val="es-ES"/>
+        </w:rPr>
+      </w:pPr>
+    </w:p>
+    <w:p>
+      <w:pPr>
+        <w:pStyle w:val="Descripcin"/>
+        <w:keepNext/>
+        <w:spacing w:before="0" w:after="0" w:line="240" w:lineRule="auto"/>
+        <w:ind w:left="2550"/>
+        <w:rPr>
+          <w:rFonts w:ascii="Palatino Linotype" w:hAnsi="Palatino Linotype"/>
+          <w:color w:val="000000" w:themeColor="text1"/>
+          <w:sz w:val="18"/>
+          <w:szCs w:val="18"/>
+          <w:lang w:val="es-ES"/>
+        </w:rPr>
+      </w:pPr>
+    </w:p>
+    <w:p>
+      <w:pPr>
+        <w:pStyle w:val="Descripcin"/>
+        <w:keepNext/>
+        <w:spacing w:before="0" w:after="0" w:line="240" w:lineRule="auto"/>
+        <w:ind w:left="2550"/>
+        <w:rPr>
+          <w:rFonts w:ascii="Palatino Linotype" w:hAnsi="Palatino Linotype"/>
+          <w:color w:val="000000" w:themeColor="text1"/>
+          <w:sz w:val="18"/>
+          <w:szCs w:val="18"/>
+          <w:lang w:val="es-ES"/>
+        </w:rPr>
+      </w:pPr>
+    </w:p>
+    <w:p>
+      <w:pPr>
+        <w:pStyle w:val="Descripcin"/>
+        <w:keepNext/>
+        <w:spacing w:before="0" w:after="0" w:line="240" w:lineRule="auto"/>
+        <w:ind w:left="2550"/>
+        <w:rPr>
+          <w:rFonts w:ascii="Palatino Linotype" w:hAnsi="Palatino Linotype"/>
+          <w:color w:val="000000" w:themeColor="text1"/>
+          <w:sz w:val="18"/>
+          <w:szCs w:val="18"/>
+          <w:lang w:val="es-ES"/>
+        </w:rPr>
+      </w:pPr>
+    </w:p>
+    <w:p>
+      <w:pPr>
+        <w:pStyle w:val="Descripcin"/>
+        <w:keepNext/>
+        <w:spacing w:before="0" w:after="0" w:line="240" w:lineRule="auto"/>
+        <w:rPr>
+          <w:rFonts w:ascii="Palatino Linotype" w:hAnsi="Palatino Linotype"/>
+          <w:color w:val="000000" w:themeColor="text1"/>
+          <w:lang w:val="es-ES"/>
         </w:rPr>
       </w:pPr>
       <w:r>
         <w:rPr>
           <w:rFonts w:ascii="Palatino Linotype" w:hAnsi="Palatino Linotype"/>
           <w:color w:val="000000" w:themeColor="text1"/>
-        </w:rPr>
-        <w:lastRenderedPageBreak/>
-        <w:t xml:space="preserve">Figura </w:t>
+          <w:sz w:val="18"/>
+          <w:szCs w:val="18"/>
+          <w:lang w:val="es-ES"/>
+        </w:rPr>
+        <w:t xml:space="preserve">Figura 3. </w:t>
       </w:r>
       <w:r>
         <w:rPr>
           <w:rFonts w:ascii="Palatino Linotype" w:hAnsi="Palatino Linotype"/>
+          <w:b w:val="0"/>
+          <w:bCs w:val="0"/>
           <w:color w:val="000000" w:themeColor="text1"/>
-        </w:rPr>
-        <w:t>3</w:t>
-      </w:r>
-      <w:r>
-        <w:rPr>
-          <w:rFonts w:ascii="Palatino Linotype" w:hAnsi="Palatino Linotype"/>
-          <w:color w:val="000000" w:themeColor="text1"/>
-        </w:rPr>
-        <w:t xml:space="preserve">. </w:t>
-      </w:r>
-      <w:r>
-        <w:rPr>
-          <w:rFonts w:ascii="Palatino Linotype" w:hAnsi="Palatino Linotype"/>
-          <w:color w:val="000000" w:themeColor="text1"/>
-        </w:rPr>
-        <w:t xml:space="preserve"> </w:t>
-      </w:r>
-      <w:r>
-        <w:rPr>
-          <w:rFonts w:ascii="Palatino Linotype" w:hAnsi="Palatino Linotype"/>
-          <w:color w:val="000000" w:themeColor="text1"/>
+          <w:sz w:val="18"/>
+          <w:szCs w:val="18"/>
+          <w:lang w:val="es-ES"/>
         </w:rPr>
         <w:t xml:space="preserve">Distribución del </w:t>
       </w:r>
+      <w:proofErr w:type="spellStart"/>
       <w:r>
         <w:rPr>
           <w:rFonts w:ascii="Palatino Linotype" w:hAnsi="Palatino Linotype"/>
+          <w:b w:val="0"/>
+          <w:bCs w:val="0"/>
           <w:i/>
           <w:iCs/>
           <w:color w:val="000000" w:themeColor="text1"/>
+          <w:sz w:val="18"/>
+          <w:szCs w:val="18"/>
+          <w:lang w:val="es-ES"/>
         </w:rPr>
         <w:t>scoring</w:t>
       </w:r>
+      <w:proofErr w:type="spellEnd"/>
       <w:r>
         <w:rPr>
           <w:rFonts w:ascii="Palatino Linotype" w:hAnsi="Palatino Linotype"/>
+          <w:b w:val="0"/>
+          <w:bCs w:val="0"/>
           <w:color w:val="000000" w:themeColor="text1"/>
+          <w:sz w:val="18"/>
+          <w:szCs w:val="18"/>
+          <w:lang w:val="es-ES"/>
         </w:rPr>
         <w:t xml:space="preserve"> nutricional estandarizado según el tipo de bebida analizada</w:t>
       </w:r>
@@ -4105,30 +4036,20 @@
           <w:szCs w:val="20"/>
         </w:rPr>
       </w:pPr>
+    </w:p>
+    <w:p>
+      <w:pPr>
+        <w:jc w:val="both"/>
+      </w:pPr>
       <w:r>
         <w:rPr>
           <w:rFonts w:ascii="Palatino Linotype" w:hAnsi="Palatino Linotype"/>
           <w:sz w:val="20"/>
           <w:szCs w:val="20"/>
         </w:rPr>
-        <w:t xml:space="preserve">La figura </w:t>
+        <w:t xml:space="preserve">La figura 3 muestra la distribución del </w:t>
       </w:r>
-      <w:r>
-        <w:rPr>
-          <w:rFonts w:ascii="Palatino Linotype" w:hAnsi="Palatino Linotype"/>
-          <w:sz w:val="20"/>
-          <w:szCs w:val="20"/>
-        </w:rPr>
-        <w:t>3</w:t>
-      </w:r>
-      <w:r>
-        <w:rPr>
-          <w:rFonts w:ascii="Palatino Linotype" w:hAnsi="Palatino Linotype"/>
-          <w:sz w:val="20"/>
-          <w:szCs w:val="20"/>
-        </w:rPr>
-        <w:t xml:space="preserve"> muestra la distribución del </w:t>
-      </w:r>
+      <w:proofErr w:type="spellStart"/>
       <w:r>
         <w:rPr>
           <w:rFonts w:ascii="Palatino Linotype" w:hAnsi="Palatino Linotype"/>
@@ -4139,46 +4060,16 @@
         </w:rPr>
         <w:t>scoring</w:t>
       </w:r>
+      <w:proofErr w:type="spellEnd"/>
       <w:r>
         <w:rPr>
           <w:rFonts w:ascii="Palatino Linotype" w:hAnsi="Palatino Linotype"/>
           <w:sz w:val="20"/>
           <w:szCs w:val="20"/>
         </w:rPr>
-        <w:t xml:space="preserve"> nutricional estandarizado para los </w:t>
+        <w:t xml:space="preserve"> nutricional estandarizado para los cuatro tipos de bebida analizados. Las bebidas de almendra y las bebidas de soja mostraron medianas superiores a las que se observaron para las bebidas de avena y la leche de vaca. En concreto, la leche de vaca mostró la puntuación más baja del </w:t>
       </w:r>
-      <w:r>
-        <w:rPr>
-          <w:rFonts w:ascii="Palatino Linotype" w:hAnsi="Palatino Linotype"/>
-          <w:sz w:val="20"/>
-          <w:szCs w:val="20"/>
-        </w:rPr>
-        <w:t>cuatro</w:t>
-      </w:r>
-      <w:r>
-        <w:rPr>
-          <w:rFonts w:ascii="Palatino Linotype" w:hAnsi="Palatino Linotype"/>
-          <w:sz w:val="20"/>
-          <w:szCs w:val="20"/>
-        </w:rPr>
-        <w:t xml:space="preserve"> tipos de bebida analizados. Las bebidas de almendra y las bebidas de soja mostraron medianas superiores a las que se observaron para las bebidas de avena y la leche de vaca. </w:t>
-      </w:r>
-      <w:r>
-        <w:rPr>
-          <w:rFonts w:ascii="Palatino Linotype" w:hAnsi="Palatino Linotype"/>
-          <w:sz w:val="20"/>
-          <w:szCs w:val="20"/>
-        </w:rPr>
-        <w:t xml:space="preserve">En concreto, la leche de vaca mostró la puntuación más baja </w:t>
-      </w:r>
-      <w:r>
-        <w:rPr>
-          <w:rFonts w:ascii="Palatino Linotype" w:hAnsi="Palatino Linotype"/>
-          <w:sz w:val="20"/>
-          <w:szCs w:val="20"/>
-        </w:rPr>
-        <w:t xml:space="preserve">del </w:t>
-      </w:r>
+      <w:proofErr w:type="spellStart"/>
       <w:r>
         <w:rPr>
           <w:rFonts w:ascii="Palatino Linotype" w:hAnsi="Palatino Linotype"/>
@@ -4189,83 +4080,85 @@
         </w:rPr>
         <w:t>scoring</w:t>
       </w:r>
+      <w:proofErr w:type="spellEnd"/>
       <w:r>
         <w:rPr>
           <w:rFonts w:ascii="Palatino Linotype" w:hAnsi="Palatino Linotype"/>
           <w:sz w:val="20"/>
           <w:szCs w:val="20"/>
         </w:rPr>
-        <w:t xml:space="preserve">. </w:t>
-      </w:r>
-      <w:r>
-        <w:rPr>
-          <w:rFonts w:ascii="Palatino Linotype" w:hAnsi="Palatino Linotype"/>
-          <w:sz w:val="20"/>
-          <w:szCs w:val="20"/>
-        </w:rPr>
-        <w:t>También, las bebidas de almendra, las bebidas de soja y la leche de vaca presentaron una mayor dispersión en su puntuación a diferencia de las bebidas de avena, que presentaron una distribución más concentrada.</w:t>
+        <w:t>. También, las bebidas de almendra, las bebidas de soja y la leche de vaca presentaron una mayor dispersión en su puntuación a diferencia de las bebidas de avena, que presentaron una distribución más concentrada.</w:t>
       </w:r>
     </w:p>
     <w:p>
       <w:pPr>
-        <w:pStyle w:val="Descripcin"/>
-        <w:keepNext/>
-        <w:jc w:val="center"/>
-        <w:rPr>
-          <w:rFonts w:ascii="Palatino Linotype" w:hAnsi="Palatino Linotype"/>
+        <w:ind w:left="2552"/>
+        <w:jc w:val="both"/>
+      </w:pPr>
+    </w:p>
+    <w:p>
+      <w:pPr>
+        <w:rPr>
+          <w:rFonts w:ascii="Palatino Linotype" w:hAnsi="Palatino Linotype"/>
+          <w:color w:val="000000"/>
+          <w:sz w:val="20"/>
+          <w:szCs w:val="20"/>
+        </w:rPr>
+      </w:pPr>
+      <w:r>
+        <w:rPr>
+          <w:rFonts w:ascii="Palatino Linotype" w:hAnsi="Palatino Linotype"/>
+          <w:b/>
+          <w:bCs/>
           <w:color w:val="000000" w:themeColor="text1"/>
-        </w:rPr>
-      </w:pPr>
-      <w:r>
-        <w:rPr>
-          <w:rFonts w:ascii="Palatino Linotype" w:hAnsi="Palatino Linotype"/>
-          <w:color w:val="000000" w:themeColor="text1"/>
-        </w:rPr>
-        <w:t xml:space="preserve">Tabla </w:t>
+          <w:sz w:val="18"/>
+          <w:szCs w:val="18"/>
+        </w:rPr>
+        <w:t>Tabla 4.</w:t>
       </w:r>
       <w:r>
         <w:rPr>
-          <w:rFonts w:ascii="Palatino Linotype" w:hAnsi="Palatino Linotype"/>
           <w:color w:val="000000" w:themeColor="text1"/>
-        </w:rPr>
-        <w:t>4.</w:t>
+          <w:sz w:val="18"/>
+          <w:szCs w:val="18"/>
+        </w:rPr>
+        <w:t xml:space="preserve"> </w:t>
       </w:r>
       <w:r>
         <w:rPr>
           <w:rFonts w:ascii="Palatino Linotype" w:hAnsi="Palatino Linotype"/>
           <w:color w:val="000000" w:themeColor="text1"/>
-        </w:rPr>
-        <w:t xml:space="preserve"> Valores del </w:t>
+          <w:sz w:val="18"/>
+          <w:szCs w:val="18"/>
+        </w:rPr>
+        <w:t xml:space="preserve">Valores del </w:t>
       </w:r>
+      <w:proofErr w:type="spellStart"/>
       <w:r>
         <w:rPr>
           <w:rFonts w:ascii="Palatino Linotype" w:hAnsi="Palatino Linotype"/>
           <w:i/>
           <w:iCs/>
           <w:color w:val="000000" w:themeColor="text1"/>
-        </w:rPr>
-        <w:t>s</w:t>
+          <w:sz w:val="18"/>
+          <w:szCs w:val="18"/>
+        </w:rPr>
+        <w:t>scoring</w:t>
       </w:r>
+      <w:proofErr w:type="spellEnd"/>
       <w:r>
         <w:rPr>
           <w:rFonts w:ascii="Palatino Linotype" w:hAnsi="Palatino Linotype"/>
-          <w:i/>
-          <w:iCs/>
           <w:color w:val="000000" w:themeColor="text1"/>
-        </w:rPr>
-        <w:t>coring</w:t>
-      </w:r>
-      <w:r>
-        <w:rPr>
-          <w:rFonts w:ascii="Palatino Linotype" w:hAnsi="Palatino Linotype"/>
-          <w:color w:val="000000" w:themeColor="text1"/>
-        </w:rPr>
-        <w:t xml:space="preserve"> nutricional estandarizado expresados como media ±  desviación estándar</w:t>
+          <w:sz w:val="18"/>
+          <w:szCs w:val="18"/>
+        </w:rPr>
+        <w:t xml:space="preserve"> nutricional estandarizado expresados como media ± desviación estándar</w:t>
       </w:r>
     </w:p>
     <w:tbl>
       <w:tblPr>
-        <w:tblpPr w:leftFromText="141" w:rightFromText="141" w:vertAnchor="text" w:horzAnchor="page" w:tblpX="2955" w:tblpY="26"/>
+        <w:tblpPr w:leftFromText="141" w:rightFromText="141" w:vertAnchor="text" w:horzAnchor="margin" w:tblpXSpec="center" w:tblpY="343"/>
         <w:tblW w:w="5103" w:type="dxa"/>
         <w:tblCellMar>
           <w:left w:w="70" w:type="dxa"/>
@@ -4274,9 +4167,9 @@
         <w:tblLook w:val="04A0" w:firstRow="1" w:lastRow="0" w:firstColumn="1" w:lastColumn="0" w:noHBand="0" w:noVBand="1"/>
       </w:tblPr>
       <w:tblGrid>
-        <w:gridCol w:w="1826"/>
-        <w:gridCol w:w="1093"/>
-        <w:gridCol w:w="2184"/>
+        <w:gridCol w:w="1843"/>
+        <w:gridCol w:w="1276"/>
+        <w:gridCol w:w="1984"/>
       </w:tblGrid>
       <w:tr>
         <w:trPr>
@@ -4284,13 +4177,14 @@
         </w:trPr>
         <w:tc>
           <w:tcPr>
-            <w:tcW w:w="1826" w:type="dxa"/>
+            <w:tcW w:w="1843" w:type="dxa"/>
             <w:tcBorders>
               <w:top w:val="nil"/>
               <w:left w:val="nil"/>
-              <w:bottom w:val="nil"/>
-              <w:right w:val="nil"/>
-            </w:tcBorders>
+              <w:bottom w:val="single" w:sz="4" w:space="0" w:color="000000"/>
+              <w:right w:val="nil"/>
+            </w:tcBorders>
+            <w:shd w:val="clear" w:color="auto" w:fill="E8E8E8" w:themeFill="background2"/>
             <w:noWrap/>
             <w:vAlign w:val="bottom"/>
             <w:hideMark/>
@@ -4322,13 +4216,14 @@
         </w:tc>
         <w:tc>
           <w:tcPr>
-            <w:tcW w:w="1093" w:type="dxa"/>
+            <w:tcW w:w="1276" w:type="dxa"/>
             <w:tcBorders>
               <w:top w:val="nil"/>
               <w:left w:val="nil"/>
-              <w:bottom w:val="nil"/>
-              <w:right w:val="nil"/>
-            </w:tcBorders>
+              <w:bottom w:val="single" w:sz="4" w:space="0" w:color="000000"/>
+              <w:right w:val="nil"/>
+            </w:tcBorders>
+            <w:shd w:val="clear" w:color="auto" w:fill="E8E8E8" w:themeFill="background2"/>
             <w:noWrap/>
             <w:vAlign w:val="bottom"/>
             <w:hideMark/>
@@ -4360,13 +4255,14 @@
         </w:tc>
         <w:tc>
           <w:tcPr>
-            <w:tcW w:w="2184" w:type="dxa"/>
+            <w:tcW w:w="1984" w:type="dxa"/>
             <w:tcBorders>
               <w:top w:val="nil"/>
               <w:left w:val="nil"/>
-              <w:bottom w:val="nil"/>
-              <w:right w:val="nil"/>
-            </w:tcBorders>
+              <w:bottom w:val="single" w:sz="4" w:space="0" w:color="000000"/>
+              <w:right w:val="nil"/>
+            </w:tcBorders>
+            <w:shd w:val="clear" w:color="auto" w:fill="E8E8E8" w:themeFill="background2"/>
             <w:noWrap/>
             <w:vAlign w:val="bottom"/>
             <w:hideMark/>
@@ -4383,6 +4279,7 @@
                 <w:szCs w:val="18"/>
               </w:rPr>
             </w:pPr>
+            <w:proofErr w:type="spellStart"/>
             <w:r>
               <w:rPr>
                 <w:rFonts w:ascii="Palatino Linotype" w:hAnsi="Palatino Linotype" w:cs="Calibri"/>
@@ -4392,7 +4289,19 @@
                 <w:sz w:val="18"/>
                 <w:szCs w:val="18"/>
               </w:rPr>
-              <w:t>Scoring (media ± SD)</w:t>
+              <w:t>Scoring</w:t>
+            </w:r>
+            <w:proofErr w:type="spellEnd"/>
+            <w:r>
+              <w:rPr>
+                <w:rFonts w:ascii="Palatino Linotype" w:hAnsi="Palatino Linotype" w:cs="Calibri"/>
+                <w:b/>
+                <w:bCs/>
+                <w:color w:val="000000"/>
+                <w:sz w:val="18"/>
+                <w:szCs w:val="18"/>
+              </w:rPr>
+              <w:t xml:space="preserve"> (media ± SD)</w:t>
             </w:r>
           </w:p>
         </w:tc>
@@ -4403,9 +4312,9 @@
         </w:trPr>
         <w:tc>
           <w:tcPr>
-            <w:tcW w:w="1826" w:type="dxa"/>
-            <w:tcBorders>
-              <w:top w:val="nil"/>
+            <w:tcW w:w="1843" w:type="dxa"/>
+            <w:tcBorders>
+              <w:top w:val="single" w:sz="4" w:space="0" w:color="000000"/>
               <w:left w:val="nil"/>
               <w:bottom w:val="nil"/>
               <w:right w:val="nil"/>
@@ -4437,9 +4346,9 @@
         </w:tc>
         <w:tc>
           <w:tcPr>
-            <w:tcW w:w="1093" w:type="dxa"/>
-            <w:tcBorders>
-              <w:top w:val="nil"/>
+            <w:tcW w:w="1276" w:type="dxa"/>
+            <w:tcBorders>
+              <w:top w:val="single" w:sz="4" w:space="0" w:color="000000"/>
               <w:left w:val="nil"/>
               <w:bottom w:val="nil"/>
               <w:right w:val="nil"/>
@@ -4471,9 +4380,9 @@
         </w:tc>
         <w:tc>
           <w:tcPr>
-            <w:tcW w:w="2184" w:type="dxa"/>
-            <w:tcBorders>
-              <w:top w:val="nil"/>
+            <w:tcW w:w="1984" w:type="dxa"/>
+            <w:tcBorders>
+              <w:top w:val="single" w:sz="4" w:space="0" w:color="000000"/>
               <w:left w:val="nil"/>
               <w:bottom w:val="nil"/>
               <w:right w:val="nil"/>
@@ -4510,7 +4419,7 @@
         </w:trPr>
         <w:tc>
           <w:tcPr>
-            <w:tcW w:w="1826" w:type="dxa"/>
+            <w:tcW w:w="1843" w:type="dxa"/>
             <w:tcBorders>
               <w:top w:val="nil"/>
               <w:left w:val="nil"/>
@@ -4544,7 +4453,7 @@
         </w:tc>
         <w:tc>
           <w:tcPr>
-            <w:tcW w:w="1093" w:type="dxa"/>
+            <w:tcW w:w="1276" w:type="dxa"/>
             <w:tcBorders>
               <w:top w:val="nil"/>
               <w:left w:val="nil"/>
@@ -4578,7 +4487,7 @@
         </w:tc>
         <w:tc>
           <w:tcPr>
-            <w:tcW w:w="2184" w:type="dxa"/>
+            <w:tcW w:w="1984" w:type="dxa"/>
             <w:tcBorders>
               <w:top w:val="nil"/>
               <w:left w:val="nil"/>
@@ -4617,11 +4526,10 @@
         </w:trPr>
         <w:tc>
           <w:tcPr>
-            <w:tcW w:w="1826" w:type="dxa"/>
+            <w:tcW w:w="1843" w:type="dxa"/>
             <w:tcBorders>
               <w:top w:val="nil"/>
               <w:left w:val="nil"/>
-              <w:bottom w:val="nil"/>
               <w:right w:val="nil"/>
             </w:tcBorders>
             <w:noWrap/>
@@ -4651,11 +4559,10 @@
         </w:tc>
         <w:tc>
           <w:tcPr>
-            <w:tcW w:w="1093" w:type="dxa"/>
+            <w:tcW w:w="1276" w:type="dxa"/>
             <w:tcBorders>
               <w:top w:val="nil"/>
               <w:left w:val="nil"/>
-              <w:bottom w:val="nil"/>
               <w:right w:val="nil"/>
             </w:tcBorders>
             <w:noWrap/>
@@ -4685,11 +4592,10 @@
         </w:tc>
         <w:tc>
           <w:tcPr>
-            <w:tcW w:w="2184" w:type="dxa"/>
+            <w:tcW w:w="1984" w:type="dxa"/>
             <w:tcBorders>
               <w:top w:val="nil"/>
               <w:left w:val="nil"/>
-              <w:bottom w:val="nil"/>
               <w:right w:val="nil"/>
             </w:tcBorders>
             <w:noWrap/>
@@ -4724,11 +4630,11 @@
         </w:trPr>
         <w:tc>
           <w:tcPr>
-            <w:tcW w:w="1826" w:type="dxa"/>
+            <w:tcW w:w="1843" w:type="dxa"/>
             <w:tcBorders>
               <w:top w:val="nil"/>
               <w:left w:val="nil"/>
-              <w:bottom w:val="nil"/>
+              <w:bottom w:val="single" w:sz="12" w:space="0" w:color="000000"/>
               <w:right w:val="nil"/>
             </w:tcBorders>
             <w:noWrap/>
@@ -4758,11 +4664,11 @@
         </w:tc>
         <w:tc>
           <w:tcPr>
-            <w:tcW w:w="1093" w:type="dxa"/>
+            <w:tcW w:w="1276" w:type="dxa"/>
             <w:tcBorders>
               <w:top w:val="nil"/>
               <w:left w:val="nil"/>
-              <w:bottom w:val="nil"/>
+              <w:bottom w:val="single" w:sz="12" w:space="0" w:color="000000"/>
               <w:right w:val="nil"/>
             </w:tcBorders>
             <w:noWrap/>
@@ -4792,11 +4698,11 @@
         </w:tc>
         <w:tc>
           <w:tcPr>
-            <w:tcW w:w="2184" w:type="dxa"/>
+            <w:tcW w:w="1984" w:type="dxa"/>
             <w:tcBorders>
               <w:top w:val="nil"/>
               <w:left w:val="nil"/>
-              <w:bottom w:val="nil"/>
+              <w:bottom w:val="single" w:sz="12" w:space="0" w:color="000000"/>
               <w:right w:val="nil"/>
             </w:tcBorders>
             <w:noWrap/>
@@ -4850,7 +4756,8 @@
     </w:p>
     <w:p>
       <w:pPr>
-        <w:spacing w:before="100" w:beforeAutospacing="1" w:after="100" w:afterAutospacing="1"/>
+        <w:spacing w:before="100" w:beforeAutospacing="1"/>
+        <w:jc w:val="both"/>
         <w:rPr>
           <w:rFonts w:ascii="Palatino Linotype" w:hAnsi="Palatino Linotype"/>
           <w:color w:val="000000"/>
@@ -4861,8 +4768,7 @@
     </w:p>
     <w:p>
       <w:pPr>
-        <w:spacing w:before="100" w:beforeAutospacing="1" w:after="100" w:afterAutospacing="1"/>
-        <w:jc w:val="both"/>
+        <w:ind w:left="2550"/>
         <w:rPr>
           <w:rFonts w:ascii="Palatino Linotype" w:hAnsi="Palatino Linotype"/>
           <w:color w:val="000000"/>
@@ -4873,7 +4779,7 @@
     </w:p>
     <w:p>
       <w:pPr>
-        <w:spacing w:before="100" w:beforeAutospacing="1" w:after="100" w:afterAutospacing="1"/>
+        <w:ind w:left="2550"/>
         <w:jc w:val="both"/>
         <w:rPr>
           <w:rFonts w:ascii="Palatino Linotype" w:hAnsi="Palatino Linotype"/>
@@ -4882,24 +4788,35 @@
           <w:szCs w:val="20"/>
         </w:rPr>
       </w:pPr>
-      <w:r>
+    </w:p>
+    <w:p>
+      <w:pPr>
+        <w:ind w:left="2550"/>
+        <w:jc w:val="both"/>
         <w:rPr>
           <w:rFonts w:ascii="Palatino Linotype" w:hAnsi="Palatino Linotype"/>
           <w:color w:val="000000"/>
           <w:sz w:val="20"/>
           <w:szCs w:val="20"/>
         </w:rPr>
-        <w:t xml:space="preserve">En la tabla 4, se observan los productos analizados para </w:t>
-      </w:r>
-      <w:r>
+      </w:pPr>
+    </w:p>
+    <w:p>
+      <w:pPr>
+        <w:ind w:left="2550"/>
+        <w:jc w:val="both"/>
         <w:rPr>
           <w:rFonts w:ascii="Palatino Linotype" w:hAnsi="Palatino Linotype"/>
           <w:color w:val="000000"/>
           <w:sz w:val="20"/>
           <w:szCs w:val="20"/>
         </w:rPr>
-        <w:t xml:space="preserve">cada </w:t>
-      </w:r>
+      </w:pPr>
+    </w:p>
+    <w:p>
+      <w:pPr>
+        <w:jc w:val="both"/>
+      </w:pPr>
       <w:r>
         <w:rPr>
           <w:rFonts w:ascii="Palatino Linotype" w:hAnsi="Palatino Linotype"/>
@@ -4907,17 +4824,9 @@
           <w:sz w:val="20"/>
           <w:szCs w:val="20"/>
         </w:rPr>
-        <w:t xml:space="preserve">tipo </w:t>
+        <w:t xml:space="preserve">En la tabla 4, se observan los productos analizados para cada tipo de bebida junto a los valores medios del </w:t>
       </w:r>
-      <w:r>
-        <w:rPr>
-          <w:rFonts w:ascii="Palatino Linotype" w:hAnsi="Palatino Linotype"/>
-          <w:color w:val="000000"/>
-          <w:sz w:val="20"/>
-          <w:szCs w:val="20"/>
-        </w:rPr>
-        <w:t xml:space="preserve">de bebida junto a los valores medios del </w:t>
-      </w:r>
+      <w:proofErr w:type="spellStart"/>
       <w:r>
         <w:rPr>
           <w:rFonts w:ascii="Palatino Linotype" w:hAnsi="Palatino Linotype"/>
@@ -4929,6 +4838,7 @@
         </w:rPr>
         <w:t>scoring</w:t>
       </w:r>
+      <w:proofErr w:type="spellEnd"/>
       <w:r>
         <w:rPr>
           <w:rFonts w:ascii="Palatino Linotype" w:hAnsi="Palatino Linotype"/>
@@ -4936,25 +4846,7 @@
           <w:sz w:val="20"/>
           <w:szCs w:val="20"/>
         </w:rPr>
-        <w:t xml:space="preserve"> nutricional estandarizado</w:t>
-      </w:r>
-      <w:r>
-        <w:rPr>
-          <w:rFonts w:ascii="Palatino Linotype" w:hAnsi="Palatino Linotype"/>
-          <w:color w:val="000000"/>
-          <w:sz w:val="20"/>
-          <w:szCs w:val="20"/>
-        </w:rPr>
-        <w:t>. Las bebidas de almendra</w:t>
-      </w:r>
-      <w:r>
-        <w:rPr>
-          <w:rFonts w:ascii="Palatino Linotype" w:hAnsi="Palatino Linotype"/>
-          <w:color w:val="000000"/>
-          <w:sz w:val="20"/>
-          <w:szCs w:val="20"/>
-        </w:rPr>
-        <w:t xml:space="preserve"> (</w:t>
+        <w:t xml:space="preserve"> nutricional estandarizado. Las bebidas de almendra (</w:t>
       </w:r>
       <w:r>
         <w:rPr>
@@ -4963,7 +4855,16 @@
           <w:sz w:val="18"/>
           <w:szCs w:val="18"/>
         </w:rPr>
-        <w:t>0.86 ± 2.76</w:t>
+        <w:t>0.86 ± 2.76)</w:t>
+      </w:r>
+      <w:r>
+        <w:rPr>
+          <w:rFonts w:ascii="Palatino Linotype" w:hAnsi="Palatino Linotype"/>
+          <w:color w:val="000000"/>
+          <w:sz w:val="20"/>
+          <w:szCs w:val="20"/>
+        </w:rPr>
+        <w:t xml:space="preserve"> y las bebidas de soja (</w:t>
       </w:r>
       <w:r>
         <w:rPr>
@@ -4972,7 +4873,7 @@
           <w:sz w:val="18"/>
           <w:szCs w:val="18"/>
         </w:rPr>
-        <w:t>)</w:t>
+        <w:t>0.62 ± 2.30)</w:t>
       </w:r>
       <w:r>
         <w:rPr>
@@ -4981,16 +4882,7 @@
           <w:sz w:val="20"/>
           <w:szCs w:val="20"/>
         </w:rPr>
-        <w:t xml:space="preserve"> y las bebidas de soja</w:t>
-      </w:r>
-      <w:r>
-        <w:rPr>
-          <w:rFonts w:ascii="Palatino Linotype" w:hAnsi="Palatino Linotype"/>
-          <w:color w:val="000000"/>
-          <w:sz w:val="20"/>
-          <w:szCs w:val="20"/>
-        </w:rPr>
-        <w:t xml:space="preserve"> (</w:t>
+        <w:t xml:space="preserve"> presentaron puntuaciones medias positivas, al contrario de las bebidas de avena (</w:t>
       </w:r>
       <w:r>
         <w:rPr>
@@ -4999,7 +4891,16 @@
           <w:sz w:val="18"/>
           <w:szCs w:val="18"/>
         </w:rPr>
-        <w:t>0.62 ± 2.30</w:t>
+        <w:t xml:space="preserve">-0.15 ± 1.48) </w:t>
+      </w:r>
+      <w:r>
+        <w:rPr>
+          <w:rFonts w:ascii="Palatino Linotype" w:hAnsi="Palatino Linotype"/>
+          <w:color w:val="000000"/>
+          <w:sz w:val="20"/>
+          <w:szCs w:val="20"/>
+        </w:rPr>
+        <w:t>y la leche de vaca (</w:t>
       </w:r>
       <w:r>
         <w:rPr>
@@ -5008,7 +4909,7 @@
           <w:sz w:val="18"/>
           <w:szCs w:val="18"/>
         </w:rPr>
-        <w:t>)</w:t>
+        <w:t xml:space="preserve">-1.52 ± 2.69) </w:t>
       </w:r>
       <w:r>
         <w:rPr>
@@ -5017,154 +4918,104 @@
           <w:sz w:val="20"/>
           <w:szCs w:val="20"/>
         </w:rPr>
-        <w:t xml:space="preserve"> presentaron puntuaciones medias positivas, al contrario de las bebidas de avena </w:t>
+        <w:t>que presentaron puntuaciones medias negativas. Las dispersiones de las puntuaciones en las bebidas de almendra, las bebidas de soja y la leche de vaca fueron mayores en comparación a las bebidas de avena.</w:t>
+      </w:r>
+    </w:p>
+    <w:p>
+      <w:pPr>
+        <w:pStyle w:val="Descripcin"/>
+        <w:keepNext/>
+        <w:spacing w:before="0" w:after="0" w:line="240" w:lineRule="auto"/>
+        <w:jc w:val="both"/>
+        <w:rPr>
+          <w:rFonts w:ascii="Palatino Linotype" w:hAnsi="Palatino Linotype"/>
+          <w:color w:val="000000" w:themeColor="text1"/>
+          <w:sz w:val="18"/>
+          <w:szCs w:val="18"/>
+          <w:lang w:val="es-ES"/>
+        </w:rPr>
+      </w:pPr>
+    </w:p>
+    <w:p>
+      <w:pPr>
+        <w:pStyle w:val="Descripcin"/>
+        <w:keepNext/>
+        <w:spacing w:before="0" w:after="0" w:line="240" w:lineRule="auto"/>
+        <w:jc w:val="both"/>
+        <w:rPr>
+          <w:rFonts w:ascii="Palatino Linotype" w:hAnsi="Palatino Linotype"/>
+          <w:b w:val="0"/>
+          <w:bCs w:val="0"/>
+          <w:color w:val="000000" w:themeColor="text1"/>
+          <w:sz w:val="18"/>
+          <w:szCs w:val="18"/>
+          <w:lang w:val="es-ES"/>
+        </w:rPr>
+      </w:pPr>
+      <w:r>
+        <w:rPr>
+          <w:rFonts w:ascii="Palatino Linotype" w:hAnsi="Palatino Linotype"/>
+          <w:color w:val="000000" w:themeColor="text1"/>
+          <w:sz w:val="18"/>
+          <w:szCs w:val="18"/>
+          <w:lang w:val="es-ES"/>
+        </w:rPr>
+        <w:t xml:space="preserve">Tabla 5. </w:t>
       </w:r>
       <w:r>
         <w:rPr>
           <w:rFonts w:ascii="Palatino Linotype" w:hAnsi="Palatino Linotype"/>
-          <w:color w:val="000000"/>
-          <w:sz w:val="20"/>
-          <w:szCs w:val="20"/>
-        </w:rPr>
-        <w:t>(</w:t>
+          <w:b w:val="0"/>
+          <w:bCs w:val="0"/>
+          <w:color w:val="000000" w:themeColor="text1"/>
+          <w:sz w:val="18"/>
+          <w:szCs w:val="18"/>
+          <w:lang w:val="es-ES"/>
+        </w:rPr>
+        <w:t>Prueba de Kruskal-Wallis y tamaño del efecto (</w:t>
       </w:r>
       <w:r>
         <w:rPr>
           <w:rFonts w:ascii="Palatino Linotype" w:hAnsi="Palatino Linotype" w:cs="Calibri"/>
+          <w:b w:val="0"/>
+          <w:bCs w:val="0"/>
           <w:color w:val="000000"/>
           <w:sz w:val="18"/>
           <w:szCs w:val="18"/>
-        </w:rPr>
-        <w:t>-0.15 ± 1.48</w:t>
+          <w:lang w:val="es-ES"/>
+        </w:rPr>
+        <w:t xml:space="preserve">η²) para el </w:t>
       </w:r>
+      <w:proofErr w:type="spellStart"/>
       <w:r>
         <w:rPr>
           <w:rFonts w:ascii="Palatino Linotype" w:hAnsi="Palatino Linotype" w:cs="Calibri"/>
+          <w:b w:val="0"/>
+          <w:bCs w:val="0"/>
           <w:color w:val="000000"/>
           <w:sz w:val="18"/>
           <w:szCs w:val="18"/>
-        </w:rPr>
-        <w:t xml:space="preserve">) </w:t>
+          <w:lang w:val="es-ES"/>
+        </w:rPr>
+        <w:t>scoring</w:t>
       </w:r>
+      <w:proofErr w:type="spellEnd"/>
       <w:r>
         <w:rPr>
-          <w:rFonts w:ascii="Palatino Linotype" w:hAnsi="Palatino Linotype"/>
-          <w:color w:val="000000"/>
-          <w:sz w:val="20"/>
-          <w:szCs w:val="20"/>
-        </w:rPr>
-        <w:t xml:space="preserve">y la leche de vaca </w:t>
-      </w:r>
-      <w:r>
-        <w:rPr>
-          <w:rFonts w:ascii="Palatino Linotype" w:hAnsi="Palatino Linotype"/>
-          <w:color w:val="000000"/>
-          <w:sz w:val="20"/>
-          <w:szCs w:val="20"/>
-        </w:rPr>
-        <w:t>(</w:t>
-      </w:r>
-      <w:r>
-        <w:rPr>
           <w:rFonts w:ascii="Palatino Linotype" w:hAnsi="Palatino Linotype" w:cs="Calibri"/>
+          <w:b w:val="0"/>
+          <w:bCs w:val="0"/>
           <w:color w:val="000000"/>
           <w:sz w:val="18"/>
           <w:szCs w:val="18"/>
-        </w:rPr>
-        <w:t>-1.52 ± 2.69</w:t>
-      </w:r>
-      <w:r>
-        <w:rPr>
-          <w:rFonts w:ascii="Palatino Linotype" w:hAnsi="Palatino Linotype" w:cs="Calibri"/>
-          <w:color w:val="000000"/>
-          <w:sz w:val="18"/>
-          <w:szCs w:val="18"/>
-        </w:rPr>
-        <w:t xml:space="preserve">) </w:t>
-      </w:r>
-      <w:r>
-        <w:rPr>
-          <w:rFonts w:ascii="Palatino Linotype" w:hAnsi="Palatino Linotype"/>
-          <w:color w:val="000000"/>
-          <w:sz w:val="20"/>
-          <w:szCs w:val="20"/>
-        </w:rPr>
-        <w:t xml:space="preserve">que presentaron puntuaciones medias negativas. Las dispersiones de las puntuaciones en las bebidas de almendra, las bebidas de soja y la leche de vaca fueron mayores en comparación a </w:t>
-      </w:r>
-      <w:r>
-        <w:rPr>
-          <w:rFonts w:ascii="Palatino Linotype" w:hAnsi="Palatino Linotype"/>
-          <w:color w:val="000000"/>
-          <w:sz w:val="20"/>
-          <w:szCs w:val="20"/>
-        </w:rPr>
-        <w:t>las bebidas</w:t>
-      </w:r>
-      <w:r>
-        <w:rPr>
-          <w:rFonts w:ascii="Palatino Linotype" w:hAnsi="Palatino Linotype"/>
-          <w:color w:val="000000"/>
-          <w:sz w:val="20"/>
-          <w:szCs w:val="20"/>
-        </w:rPr>
-        <w:t xml:space="preserve"> de avena.</w:t>
-      </w:r>
-    </w:p>
-    <w:p>
-      <w:pPr>
-        <w:pStyle w:val="Descripcin"/>
-        <w:keepNext/>
-        <w:jc w:val="both"/>
-        <w:rPr>
-          <w:rFonts w:ascii="Palatino Linotype" w:hAnsi="Palatino Linotype"/>
-          <w:color w:val="000000" w:themeColor="text1"/>
-        </w:rPr>
-      </w:pPr>
-      <w:r>
-        <w:rPr>
-          <w:rFonts w:ascii="Palatino Linotype" w:hAnsi="Palatino Linotype"/>
-          <w:color w:val="000000" w:themeColor="text1"/>
-        </w:rPr>
-        <w:t xml:space="preserve">Tabla </w:t>
-      </w:r>
-      <w:r>
-        <w:rPr>
-          <w:rFonts w:ascii="Palatino Linotype" w:hAnsi="Palatino Linotype"/>
-          <w:color w:val="000000" w:themeColor="text1"/>
-        </w:rPr>
-        <w:t>5.</w:t>
-      </w:r>
-      <w:r>
-        <w:rPr>
-          <w:rFonts w:ascii="Palatino Linotype" w:hAnsi="Palatino Linotype"/>
-          <w:color w:val="000000" w:themeColor="text1"/>
-        </w:rPr>
-        <w:t xml:space="preserve"> </w:t>
-      </w:r>
-      <w:r>
-        <w:rPr>
-          <w:rFonts w:ascii="Palatino Linotype" w:hAnsi="Palatino Linotype"/>
-          <w:color w:val="000000" w:themeColor="text1"/>
-        </w:rPr>
-        <w:t>Prueba de Kruskal-Wallis y tamaño del efecto (</w:t>
-      </w:r>
-      <w:r>
-        <w:rPr>
-          <w:rFonts w:ascii="Palatino Linotype" w:hAnsi="Palatino Linotype" w:cs="Calibri"/>
-          <w:color w:val="000000"/>
-        </w:rPr>
-        <w:t>η²) para</w:t>
-      </w:r>
-      <w:r>
-        <w:rPr>
-          <w:rFonts w:ascii="Palatino Linotype" w:hAnsi="Palatino Linotype" w:cs="Calibri"/>
-          <w:color w:val="000000"/>
-        </w:rPr>
-        <w:t xml:space="preserve"> el scoring nutricional estandarizado</w:t>
+          <w:lang w:val="es-ES"/>
+        </w:rPr>
+        <w:t xml:space="preserve"> nutricional estandarizado</w:t>
       </w:r>
     </w:p>
     <w:tbl>
       <w:tblPr>
+        <w:tblpPr w:leftFromText="141" w:rightFromText="141" w:vertAnchor="page" w:horzAnchor="margin" w:tblpXSpec="center" w:tblpY="13850"/>
         <w:tblW w:w="4880" w:type="dxa"/>
         <w:tblCellMar>
           <w:left w:w="70" w:type="dxa"/>
@@ -5188,16 +5039,17 @@
             <w:tcBorders>
               <w:top w:val="nil"/>
               <w:left w:val="nil"/>
-              <w:bottom w:val="nil"/>
-              <w:right w:val="nil"/>
-            </w:tcBorders>
-            <w:noWrap/>
-            <w:vAlign w:val="bottom"/>
-            <w:hideMark/>
-          </w:tcPr>
-          <w:p>
-            <w:pPr>
-              <w:jc w:val="both"/>
+              <w:bottom w:val="single" w:sz="4" w:space="0" w:color="000000"/>
+              <w:right w:val="nil"/>
+            </w:tcBorders>
+            <w:shd w:val="clear" w:color="auto" w:fill="E8E8E8" w:themeFill="background2"/>
+            <w:noWrap/>
+            <w:vAlign w:val="bottom"/>
+            <w:hideMark/>
+          </w:tcPr>
+          <w:p>
+            <w:pPr>
+              <w:jc w:val="center"/>
               <w:rPr>
                 <w:rFonts w:ascii="Palatino Linotype" w:hAnsi="Palatino Linotype" w:cs="Calibri"/>
                 <w:b/>
@@ -5226,16 +5078,17 @@
             <w:tcBorders>
               <w:top w:val="nil"/>
               <w:left w:val="nil"/>
-              <w:bottom w:val="nil"/>
-              <w:right w:val="nil"/>
-            </w:tcBorders>
-            <w:noWrap/>
-            <w:vAlign w:val="bottom"/>
-            <w:hideMark/>
-          </w:tcPr>
-          <w:p>
-            <w:pPr>
-              <w:jc w:val="both"/>
+              <w:bottom w:val="single" w:sz="4" w:space="0" w:color="000000"/>
+              <w:right w:val="nil"/>
+            </w:tcBorders>
+            <w:shd w:val="clear" w:color="auto" w:fill="E8E8E8" w:themeFill="background2"/>
+            <w:noWrap/>
+            <w:vAlign w:val="bottom"/>
+            <w:hideMark/>
+          </w:tcPr>
+          <w:p>
+            <w:pPr>
+              <w:jc w:val="center"/>
               <w:rPr>
                 <w:rFonts w:ascii="Palatino Linotype" w:hAnsi="Palatino Linotype" w:cs="Calibri"/>
                 <w:b/>
@@ -5264,16 +5117,17 @@
             <w:tcBorders>
               <w:top w:val="nil"/>
               <w:left w:val="nil"/>
-              <w:bottom w:val="nil"/>
-              <w:right w:val="nil"/>
-            </w:tcBorders>
-            <w:noWrap/>
-            <w:vAlign w:val="bottom"/>
-            <w:hideMark/>
-          </w:tcPr>
-          <w:p>
-            <w:pPr>
-              <w:jc w:val="both"/>
+              <w:bottom w:val="single" w:sz="4" w:space="0" w:color="000000"/>
+              <w:right w:val="nil"/>
+            </w:tcBorders>
+            <w:shd w:val="clear" w:color="auto" w:fill="E8E8E8" w:themeFill="background2"/>
+            <w:noWrap/>
+            <w:vAlign w:val="bottom"/>
+            <w:hideMark/>
+          </w:tcPr>
+          <w:p>
+            <w:pPr>
+              <w:jc w:val="center"/>
               <w:rPr>
                 <w:rFonts w:ascii="Palatino Linotype" w:hAnsi="Palatino Linotype" w:cs="Calibri"/>
                 <w:b/>
@@ -5302,16 +5156,17 @@
             <w:tcBorders>
               <w:top w:val="nil"/>
               <w:left w:val="nil"/>
-              <w:bottom w:val="nil"/>
-              <w:right w:val="nil"/>
-            </w:tcBorders>
-            <w:noWrap/>
-            <w:vAlign w:val="bottom"/>
-            <w:hideMark/>
-          </w:tcPr>
-          <w:p>
-            <w:pPr>
-              <w:jc w:val="both"/>
+              <w:bottom w:val="single" w:sz="4" w:space="0" w:color="000000"/>
+              <w:right w:val="nil"/>
+            </w:tcBorders>
+            <w:shd w:val="clear" w:color="auto" w:fill="E8E8E8" w:themeFill="background2"/>
+            <w:noWrap/>
+            <w:vAlign w:val="bottom"/>
+            <w:hideMark/>
+          </w:tcPr>
+          <w:p>
+            <w:pPr>
+              <w:jc w:val="center"/>
               <w:rPr>
                 <w:rFonts w:ascii="Palatino Linotype" w:hAnsi="Palatino Linotype" w:cs="Calibri"/>
                 <w:b/>
@@ -5343,9 +5198,9 @@
           <w:tcPr>
             <w:tcW w:w="1700" w:type="dxa"/>
             <w:tcBorders>
-              <w:top w:val="nil"/>
-              <w:left w:val="nil"/>
-              <w:bottom w:val="nil"/>
+              <w:top w:val="single" w:sz="4" w:space="0" w:color="000000"/>
+              <w:left w:val="nil"/>
+              <w:bottom w:val="single" w:sz="12" w:space="0" w:color="000000"/>
               <w:right w:val="nil"/>
             </w:tcBorders>
             <w:noWrap/>
@@ -5362,14 +5217,25 @@
                 <w:szCs w:val="18"/>
               </w:rPr>
             </w:pPr>
-            <w:r>
-              <w:rPr>
-                <w:rFonts w:ascii="Palatino Linotype" w:hAnsi="Palatino Linotype" w:cs="Calibri"/>
-                <w:color w:val="000000"/>
-                <w:sz w:val="18"/>
-                <w:szCs w:val="18"/>
-              </w:rPr>
-              <w:t>Scoring nutricional</w:t>
+            <w:proofErr w:type="spellStart"/>
+            <w:r>
+              <w:rPr>
+                <w:rFonts w:ascii="Palatino Linotype" w:hAnsi="Palatino Linotype" w:cs="Calibri"/>
+                <w:color w:val="000000"/>
+                <w:sz w:val="18"/>
+                <w:szCs w:val="18"/>
+              </w:rPr>
+              <w:t>Scoring</w:t>
+            </w:r>
+            <w:proofErr w:type="spellEnd"/>
+            <w:r>
+              <w:rPr>
+                <w:rFonts w:ascii="Palatino Linotype" w:hAnsi="Palatino Linotype" w:cs="Calibri"/>
+                <w:color w:val="000000"/>
+                <w:sz w:val="18"/>
+                <w:szCs w:val="18"/>
+              </w:rPr>
+              <w:t xml:space="preserve"> nutricional</w:t>
             </w:r>
           </w:p>
         </w:tc>
@@ -5377,9 +5243,9 @@
           <w:tcPr>
             <w:tcW w:w="1060" w:type="dxa"/>
             <w:tcBorders>
-              <w:top w:val="nil"/>
-              <w:left w:val="nil"/>
-              <w:bottom w:val="nil"/>
+              <w:top w:val="single" w:sz="4" w:space="0" w:color="000000"/>
+              <w:left w:val="nil"/>
+              <w:bottom w:val="single" w:sz="12" w:space="0" w:color="000000"/>
               <w:right w:val="nil"/>
             </w:tcBorders>
             <w:noWrap/>
@@ -5411,9 +5277,9 @@
           <w:tcPr>
             <w:tcW w:w="1060" w:type="dxa"/>
             <w:tcBorders>
-              <w:top w:val="nil"/>
-              <w:left w:val="nil"/>
-              <w:bottom w:val="nil"/>
+              <w:top w:val="single" w:sz="4" w:space="0" w:color="000000"/>
+              <w:left w:val="nil"/>
+              <w:bottom w:val="single" w:sz="12" w:space="0" w:color="000000"/>
               <w:right w:val="nil"/>
             </w:tcBorders>
             <w:noWrap/>
@@ -5445,9 +5311,9 @@
           <w:tcPr>
             <w:tcW w:w="1060" w:type="dxa"/>
             <w:tcBorders>
-              <w:top w:val="nil"/>
-              <w:left w:val="nil"/>
-              <w:bottom w:val="nil"/>
+              <w:top w:val="single" w:sz="4" w:space="0" w:color="000000"/>
+              <w:left w:val="nil"/>
+              <w:bottom w:val="single" w:sz="12" w:space="0" w:color="000000"/>
               <w:right w:val="nil"/>
             </w:tcBorders>
             <w:noWrap/>
@@ -5480,6 +5346,7 @@
     <w:p>
       <w:pPr>
         <w:spacing w:before="100" w:beforeAutospacing="1" w:after="100" w:afterAutospacing="1"/>
+        <w:ind w:left="2550"/>
         <w:jc w:val="both"/>
         <w:rPr>
           <w:rFonts w:ascii="Palatino Linotype" w:hAnsi="Palatino Linotype"/>
@@ -5488,15 +5355,48 @@
           <w:szCs w:val="20"/>
         </w:rPr>
       </w:pPr>
-      <w:r>
+    </w:p>
+    <w:p>
+      <w:pPr>
+        <w:spacing w:before="100" w:beforeAutospacing="1" w:after="100" w:afterAutospacing="1"/>
+        <w:ind w:left="2550"/>
+        <w:jc w:val="both"/>
         <w:rPr>
           <w:rFonts w:ascii="Palatino Linotype" w:hAnsi="Palatino Linotype"/>
           <w:color w:val="000000"/>
           <w:sz w:val="20"/>
           <w:szCs w:val="20"/>
         </w:rPr>
+      </w:pPr>
+    </w:p>
+    <w:p>
+      <w:pPr>
+        <w:spacing w:before="100" w:beforeAutospacing="1" w:after="100" w:afterAutospacing="1"/>
+        <w:jc w:val="both"/>
+        <w:rPr>
+          <w:rFonts w:ascii="Palatino Linotype" w:hAnsi="Palatino Linotype"/>
+          <w:color w:val="000000"/>
+          <w:sz w:val="20"/>
+          <w:szCs w:val="20"/>
+        </w:rPr>
+      </w:pPr>
+    </w:p>
+    <w:p>
+      <w:pPr>
+        <w:spacing w:before="100" w:beforeAutospacing="1" w:after="100" w:afterAutospacing="1"/>
+        <w:jc w:val="both"/>
+      </w:pPr>
+      <w:r>
+        <w:rPr>
+          <w:rFonts w:ascii="Palatino Linotype" w:hAnsi="Palatino Linotype"/>
+          <w:color w:val="000000"/>
+          <w:sz w:val="20"/>
+          <w:szCs w:val="20"/>
+        </w:rPr>
+        <w:lastRenderedPageBreak/>
         <w:t xml:space="preserve">La tabla 5 muestra el resultado de la prueba de Kruskal-Wallis aplicada al </w:t>
       </w:r>
+      <w:proofErr w:type="spellStart"/>
       <w:r>
         <w:rPr>
           <w:rFonts w:ascii="Palatino Linotype" w:hAnsi="Palatino Linotype"/>
@@ -5508,6 +5408,7 @@
         </w:rPr>
         <w:t>scoring</w:t>
       </w:r>
+      <w:proofErr w:type="spellEnd"/>
       <w:r>
         <w:rPr>
           <w:rFonts w:ascii="Palatino Linotype" w:hAnsi="Palatino Linotype"/>
@@ -5515,61 +5416,7 @@
           <w:sz w:val="20"/>
           <w:szCs w:val="20"/>
         </w:rPr>
-        <w:t xml:space="preserve"> nutricional estandarizado. </w:t>
-      </w:r>
-      <w:r>
-        <w:rPr>
-          <w:rFonts w:ascii="Palatino Linotype" w:hAnsi="Palatino Linotype"/>
-          <w:color w:val="000000"/>
-          <w:sz w:val="20"/>
-          <w:szCs w:val="20"/>
-        </w:rPr>
-        <w:t xml:space="preserve">No se observaron diferencias estadísticas significativas entre los cuatro tipos de bebida analizados </w:t>
-      </w:r>
-      <w:r>
-        <w:rPr>
-          <w:rFonts w:ascii="Palatino Linotype" w:hAnsi="Palatino Linotype"/>
-          <w:color w:val="000000"/>
-          <w:sz w:val="20"/>
-          <w:szCs w:val="20"/>
-        </w:rPr>
-        <w:t>(p</w:t>
-      </w:r>
-      <w:r>
-        <w:rPr>
-          <w:rFonts w:ascii="Palatino Linotype" w:hAnsi="Palatino Linotype"/>
-          <w:color w:val="000000"/>
-          <w:sz w:val="20"/>
-          <w:szCs w:val="20"/>
-        </w:rPr>
-        <w:t xml:space="preserve"> = </w:t>
-      </w:r>
-      <w:r>
-        <w:rPr>
-          <w:rFonts w:ascii="Palatino Linotype" w:hAnsi="Palatino Linotype"/>
-          <w:color w:val="000000"/>
-          <w:sz w:val="20"/>
-          <w:szCs w:val="20"/>
-        </w:rPr>
-        <w:t>0.066)</w:t>
-      </w:r>
-      <w:r>
-        <w:rPr>
-          <w:rFonts w:ascii="Palatino Linotype" w:hAnsi="Palatino Linotype"/>
-          <w:color w:val="000000"/>
-          <w:sz w:val="20"/>
-          <w:szCs w:val="20"/>
-        </w:rPr>
-        <w:t xml:space="preserve"> y el tamaño del efecto </w:t>
-      </w:r>
-      <w:r>
-        <w:rPr>
-          <w:rFonts w:ascii="Palatino Linotype" w:hAnsi="Palatino Linotype"/>
-          <w:color w:val="000000"/>
-          <w:sz w:val="20"/>
-          <w:szCs w:val="20"/>
-        </w:rPr>
-        <w:t xml:space="preserve">resultó ser </w:t>
+        <w:t xml:space="preserve"> nutricional estandarizado. No se observaron diferencias estadísticas significativas entre los cuatro tipos de bebida analizados (p = 0.066) y el tamaño del efecto resultó ser </w:t>
       </w:r>
       <w:r>
         <w:rPr>
@@ -7511,7 +7358,6 @@
     <w:name w:val="Normal (Web)"/>
     <w:basedOn w:val="Normal"/>
     <w:uiPriority w:val="99"/>
-    <w:semiHidden/>
     <w:unhideWhenUsed/>
     <w:rsid w:val="00935DDF"/>
     <w:pPr>

--- a/TFG/RESULTADOS definitivo.docx
+++ b/TFG/RESULTADOS definitivo.docx
@@ -3549,7 +3549,43 @@
           <w:sz w:val="20"/>
           <w:szCs w:val="20"/>
         </w:rPr>
-        <w:t>Las bebidas de almendra presentaron la mayor variabilidad en proteínas, así como el menor contenido medio energético (42.3 kcal/100mL). El menor contenido medio proteico lo presentaron las bebidas de avena (1.03g/100mL), mientras que las bebidas de soja presentaron un contenido medio proteico superior a los otros tipos de bebidas vegetales (3,27g/100mL), con un valor muy similar al contenido proteico de la leche de vaca (3,24g/100mL), y la mayor variabilidad para azúcares. La leche de vaca, por su lado, presentó el mayor contenido medio en grasas saturadas (1.32g/100mL).</w:t>
+        <w:t>Las bebidas de almendra presentaron la mayor variabilidad en proteínas, así como el menor contenido medio energético (42.3 kcal/100mL). El menor contenido medio proteico lo presentaron las bebidas de avena (1.03g/100mL), mientras que las bebidas de soja presentaron un contenido medio proteico superior a los otros tipos de bebidas vegetales (3</w:t>
+      </w:r>
+      <w:r>
+        <w:rPr>
+          <w:rFonts w:ascii="Palatino Linotype" w:hAnsi="Palatino Linotype"/>
+          <w:color w:val="000000"/>
+          <w:sz w:val="20"/>
+          <w:szCs w:val="20"/>
+        </w:rPr>
+        <w:t>.</w:t>
+      </w:r>
+      <w:r>
+        <w:rPr>
+          <w:rFonts w:ascii="Palatino Linotype" w:hAnsi="Palatino Linotype"/>
+          <w:color w:val="000000"/>
+          <w:sz w:val="20"/>
+          <w:szCs w:val="20"/>
+        </w:rPr>
+        <w:t>27g/100mL), con un valor muy similar al contenido proteico de la leche de vaca (3</w:t>
+      </w:r>
+      <w:r>
+        <w:rPr>
+          <w:rFonts w:ascii="Palatino Linotype" w:hAnsi="Palatino Linotype"/>
+          <w:color w:val="000000"/>
+          <w:sz w:val="20"/>
+          <w:szCs w:val="20"/>
+        </w:rPr>
+        <w:t>.</w:t>
+      </w:r>
+      <w:r>
+        <w:rPr>
+          <w:rFonts w:ascii="Palatino Linotype" w:hAnsi="Palatino Linotype"/>
+          <w:color w:val="000000"/>
+          <w:sz w:val="20"/>
+          <w:szCs w:val="20"/>
+        </w:rPr>
+        <w:t>24g/100mL), y la mayor variabilidad para azúcares. La leche de vaca, por su lado, presentó el mayor contenido medio en grasas saturadas (1.32g/100mL).</w:t>
       </w:r>
     </w:p>
     <w:p>
@@ -3605,6 +3641,7 @@
       </w:r>
       <w:r>
         <w:rPr>
+          <w:noProof/>
           <w:color w:val="000000"/>
         </w:rPr>
         <w:drawing>
@@ -3756,6 +3793,9 @@
         </w:rPr>
       </w:pPr>
       <w:r>
+        <w:rPr>
+          <w:noProof/>
+        </w:rPr>
         <w:lastRenderedPageBreak/>
         <w:drawing>
           <wp:anchor distT="0" distB="0" distL="114300" distR="114300" simplePos="0" relativeHeight="251660288" behindDoc="0" locked="0" layoutInCell="1" allowOverlap="1" wp14:anchorId="2F5F40A4" wp14:editId="16CFA6E6">
